--- a/Reslice_data.docx
+++ b/Reslice_data.docx
@@ -2,22 +2,862 @@
 <file path=word/document.xml><?xml version="1.0" encoding="utf-8"?>
 <w:document xmlns:wpc="http://schemas.microsoft.com/office/word/2010/wordprocessingCanvas" xmlns:cx="http://schemas.microsoft.com/office/drawing/2014/chartex" xmlns:cx1="http://schemas.microsoft.com/office/drawing/2015/9/8/chartex" xmlns:cx2="http://schemas.microsoft.com/office/drawing/2015/10/21/chartex" xmlns:cx3="http://schemas.microsoft.com/office/drawing/2016/5/9/chartex" xmlns:cx4="http://schemas.microsoft.com/office/drawing/2016/5/10/chartex" xmlns:cx5="http://schemas.microsoft.com/office/drawing/2016/5/11/chartex" xmlns:cx6="http://schemas.microsoft.com/office/drawing/2016/5/12/chartex" xmlns:cx7="http://schemas.microsoft.com/office/drawing/2016/5/13/chartex" xmlns:cx8="http://schemas.microsoft.com/office/drawing/2016/5/14/chartex" xmlns:mc="http://schemas.openxmlformats.org/markup-compatibility/2006" xmlns:aink="http://schemas.microsoft.com/office/drawing/2016/ink" xmlns:am3d="http://schemas.microsoft.com/office/drawing/2017/model3d" xmlns:o="urn:schemas-microsoft-com:office:office" xmlns:r="http://schemas.openxmlformats.org/officeDocument/2006/relationships" xmlns:m="http://schemas.openxmlformats.org/officeDocument/2006/math" xmlns:v="urn:schemas-microsoft-com:vml" xmlns:wp14="http://schemas.microsoft.com/office/word/2010/wordprocessingDrawing" xmlns:wp="http://schemas.openxmlformats.org/drawingml/2006/wordprocessingDrawing" xmlns:w10="urn:schemas-microsoft-com:office:word" xmlns:w="http://schemas.openxmlformats.org/wordprocessingml/2006/main" xmlns:w14="http://schemas.microsoft.com/office/word/2010/wordml" xmlns:w15="http://schemas.microsoft.com/office/word/2012/wordml" xmlns:w16cex="http://schemas.microsoft.com/office/word/2018/wordml/cex" xmlns:w16cid="http://schemas.microsoft.com/office/word/2016/wordml/cid" xmlns:w16="http://schemas.microsoft.com/office/word/2018/wordml" xmlns:w16sdtdh="http://schemas.microsoft.com/office/word/2020/wordml/sdtdatahash" xmlns:w16se="http://schemas.microsoft.com/office/word/2015/wordml/symex" xmlns:wpg="http://schemas.microsoft.com/office/word/2010/wordprocessingGroup" xmlns:wpi="http://schemas.microsoft.com/office/word/2010/wordprocessingInk" xmlns:wne="http://schemas.microsoft.com/office/word/2006/wordml" xmlns:wps="http://schemas.microsoft.com/office/word/2010/wordprocessingShape" mc:Ignorable="w14 w15 w16se w16cid w16 w16cex w16sdtdh wp14">
   <w:body>
+    <w:bookmarkStart w:id="0" w:name="_Hlk137041376" w:displacedByCustomXml="next"/>
+    <w:bookmarkEnd w:id="0" w:displacedByCustomXml="next"/>
+    <w:sdt>
+      <w:sdtPr>
+        <w:id w:val="1829710970"/>
+        <w:docPartObj>
+          <w:docPartGallery w:val="Table of Contents"/>
+          <w:docPartUnique/>
+        </w:docPartObj>
+      </w:sdtPr>
+      <w:sdtEndPr>
+        <w:rPr>
+          <w:rFonts w:asciiTheme="minorHAnsi" w:eastAsiaTheme="minorHAnsi" w:hAnsiTheme="minorHAnsi" w:cstheme="minorBidi"/>
+          <w:b/>
+          <w:bCs/>
+          <w:noProof/>
+          <w:color w:val="auto"/>
+          <w:sz w:val="22"/>
+          <w:szCs w:val="22"/>
+          <w:lang w:val="en-GB"/>
+        </w:rPr>
+      </w:sdtEndPr>
+      <w:sdtContent>
+        <w:p>
+          <w:pPr>
+            <w:pStyle w:val="TOCHeading"/>
+          </w:pPr>
+          <w:r>
+            <w:t>Contents</w:t>
+          </w:r>
+        </w:p>
+        <w:p>
+          <w:pPr>
+            <w:pStyle w:val="TOC1"/>
+            <w:tabs>
+              <w:tab w:val="right" w:leader="dot" w:pos="9016"/>
+            </w:tabs>
+            <w:rPr>
+              <w:noProof/>
+            </w:rPr>
+          </w:pPr>
+          <w:r>
+            <w:fldChar w:fldCharType="begin"/>
+          </w:r>
+          <w:r>
+            <w:instrText xml:space="preserve"> TOC \o "1-3" \h \z \u </w:instrText>
+          </w:r>
+          <w:r>
+            <w:fldChar w:fldCharType="separate"/>
+          </w:r>
+          <w:hyperlink w:anchor="_Toc137062642" w:history="1">
+            <w:r>
+              <w:rPr>
+                <w:rStyle w:val="Hyperlink"/>
+                <w:noProof/>
+              </w:rPr>
+              <w:t>Introduction</w:t>
+            </w:r>
+            <w:r>
+              <w:rPr>
+                <w:noProof/>
+                <w:webHidden/>
+              </w:rPr>
+              <w:tab/>
+            </w:r>
+            <w:r>
+              <w:rPr>
+                <w:noProof/>
+                <w:webHidden/>
+              </w:rPr>
+              <w:fldChar w:fldCharType="begin"/>
+            </w:r>
+            <w:r>
+              <w:rPr>
+                <w:noProof/>
+                <w:webHidden/>
+              </w:rPr>
+              <w:instrText xml:space="preserve"> PAGEREF _Toc137062642 \h </w:instrText>
+            </w:r>
+            <w:r>
+              <w:rPr>
+                <w:noProof/>
+                <w:webHidden/>
+              </w:rPr>
+            </w:r>
+            <w:r>
+              <w:rPr>
+                <w:noProof/>
+                <w:webHidden/>
+              </w:rPr>
+              <w:fldChar w:fldCharType="separate"/>
+            </w:r>
+            <w:r>
+              <w:rPr>
+                <w:noProof/>
+                <w:webHidden/>
+              </w:rPr>
+              <w:t>1</w:t>
+            </w:r>
+            <w:r>
+              <w:rPr>
+                <w:noProof/>
+                <w:webHidden/>
+              </w:rPr>
+              <w:fldChar w:fldCharType="end"/>
+            </w:r>
+          </w:hyperlink>
+        </w:p>
+        <w:p>
+          <w:pPr>
+            <w:pStyle w:val="TOC1"/>
+            <w:tabs>
+              <w:tab w:val="right" w:leader="dot" w:pos="9016"/>
+            </w:tabs>
+            <w:rPr>
+              <w:noProof/>
+            </w:rPr>
+          </w:pPr>
+          <w:hyperlink w:anchor="_Toc137062643" w:history="1">
+            <w:r>
+              <w:rPr>
+                <w:rStyle w:val="Hyperlink"/>
+                <w:rFonts w:cstheme="majorHAnsi"/>
+                <w:noProof/>
+              </w:rPr>
+              <w:t>Step 1 – Download demo data</w:t>
+            </w:r>
+            <w:r>
+              <w:rPr>
+                <w:noProof/>
+                <w:webHidden/>
+              </w:rPr>
+              <w:tab/>
+            </w:r>
+            <w:r>
+              <w:rPr>
+                <w:noProof/>
+                <w:webHidden/>
+              </w:rPr>
+              <w:fldChar w:fldCharType="begin"/>
+            </w:r>
+            <w:r>
+              <w:rPr>
+                <w:noProof/>
+                <w:webHidden/>
+              </w:rPr>
+              <w:instrText xml:space="preserve"> PAGEREF _Toc137062643 \h </w:instrText>
+            </w:r>
+            <w:r>
+              <w:rPr>
+                <w:noProof/>
+                <w:webHidden/>
+              </w:rPr>
+            </w:r>
+            <w:r>
+              <w:rPr>
+                <w:noProof/>
+                <w:webHidden/>
+              </w:rPr>
+              <w:fldChar w:fldCharType="separate"/>
+            </w:r>
+            <w:r>
+              <w:rPr>
+                <w:noProof/>
+                <w:webHidden/>
+              </w:rPr>
+              <w:t>2</w:t>
+            </w:r>
+            <w:r>
+              <w:rPr>
+                <w:noProof/>
+                <w:webHidden/>
+              </w:rPr>
+              <w:fldChar w:fldCharType="end"/>
+            </w:r>
+          </w:hyperlink>
+        </w:p>
+        <w:p>
+          <w:pPr>
+            <w:pStyle w:val="TOC1"/>
+            <w:tabs>
+              <w:tab w:val="right" w:leader="dot" w:pos="9016"/>
+            </w:tabs>
+            <w:rPr>
+              <w:noProof/>
+            </w:rPr>
+          </w:pPr>
+          <w:hyperlink w:anchor="_Toc137062644" w:history="1">
+            <w:r>
+              <w:rPr>
+                <w:rStyle w:val="Hyperlink"/>
+                <w:rFonts w:cstheme="majorHAnsi"/>
+                <w:noProof/>
+              </w:rPr>
+              <w:t>Step 2 – make MVR dataset for beads and co-register dOPM views1&amp;2</w:t>
+            </w:r>
+            <w:r>
+              <w:rPr>
+                <w:noProof/>
+                <w:webHidden/>
+              </w:rPr>
+              <w:tab/>
+            </w:r>
+            <w:r>
+              <w:rPr>
+                <w:noProof/>
+                <w:webHidden/>
+              </w:rPr>
+              <w:fldChar w:fldCharType="begin"/>
+            </w:r>
+            <w:r>
+              <w:rPr>
+                <w:noProof/>
+                <w:webHidden/>
+              </w:rPr>
+              <w:instrText xml:space="preserve"> PAGEREF _Toc137062644 \h </w:instrText>
+            </w:r>
+            <w:r>
+              <w:rPr>
+                <w:noProof/>
+                <w:webHidden/>
+              </w:rPr>
+            </w:r>
+            <w:r>
+              <w:rPr>
+                <w:noProof/>
+                <w:webHidden/>
+              </w:rPr>
+              <w:fldChar w:fldCharType="separate"/>
+            </w:r>
+            <w:r>
+              <w:rPr>
+                <w:noProof/>
+                <w:webHidden/>
+              </w:rPr>
+              <w:t>2</w:t>
+            </w:r>
+            <w:r>
+              <w:rPr>
+                <w:noProof/>
+                <w:webHidden/>
+              </w:rPr>
+              <w:fldChar w:fldCharType="end"/>
+            </w:r>
+          </w:hyperlink>
+        </w:p>
+        <w:p>
+          <w:pPr>
+            <w:pStyle w:val="TOC1"/>
+            <w:tabs>
+              <w:tab w:val="right" w:leader="dot" w:pos="9016"/>
+            </w:tabs>
+            <w:rPr>
+              <w:noProof/>
+            </w:rPr>
+          </w:pPr>
+          <w:hyperlink w:anchor="_Toc137062645" w:history="1">
+            <w:r>
+              <w:rPr>
+                <w:rStyle w:val="Hyperlink"/>
+                <w:noProof/>
+              </w:rPr>
+              <w:t>Step 3 –transformation and coregistration of dOPM view 1&amp;2 bead data</w:t>
+            </w:r>
+            <w:r>
+              <w:rPr>
+                <w:noProof/>
+                <w:webHidden/>
+              </w:rPr>
+              <w:tab/>
+            </w:r>
+            <w:r>
+              <w:rPr>
+                <w:noProof/>
+                <w:webHidden/>
+              </w:rPr>
+              <w:fldChar w:fldCharType="begin"/>
+            </w:r>
+            <w:r>
+              <w:rPr>
+                <w:noProof/>
+                <w:webHidden/>
+              </w:rPr>
+              <w:instrText xml:space="preserve"> PAGEREF _Toc137062645 \h </w:instrText>
+            </w:r>
+            <w:r>
+              <w:rPr>
+                <w:noProof/>
+                <w:webHidden/>
+              </w:rPr>
+            </w:r>
+            <w:r>
+              <w:rPr>
+                <w:noProof/>
+                <w:webHidden/>
+              </w:rPr>
+              <w:fldChar w:fldCharType="separate"/>
+            </w:r>
+            <w:r>
+              <w:rPr>
+                <w:noProof/>
+                <w:webHidden/>
+              </w:rPr>
+              <w:t>3</w:t>
+            </w:r>
+            <w:r>
+              <w:rPr>
+                <w:noProof/>
+                <w:webHidden/>
+              </w:rPr>
+              <w:fldChar w:fldCharType="end"/>
+            </w:r>
+          </w:hyperlink>
+        </w:p>
+        <w:p>
+          <w:pPr>
+            <w:pStyle w:val="TOC1"/>
+            <w:tabs>
+              <w:tab w:val="right" w:leader="dot" w:pos="9016"/>
+            </w:tabs>
+            <w:rPr>
+              <w:noProof/>
+            </w:rPr>
+          </w:pPr>
+          <w:hyperlink w:anchor="_Toc137062646" w:history="1">
+            <w:r>
+              <w:rPr>
+                <w:rStyle w:val="Hyperlink"/>
+                <w:noProof/>
+              </w:rPr>
+              <w:t>Step 4 - Visually inspect coregistration quality bead data</w:t>
+            </w:r>
+            <w:r>
+              <w:rPr>
+                <w:noProof/>
+                <w:webHidden/>
+              </w:rPr>
+              <w:tab/>
+            </w:r>
+            <w:r>
+              <w:rPr>
+                <w:noProof/>
+                <w:webHidden/>
+              </w:rPr>
+              <w:fldChar w:fldCharType="begin"/>
+            </w:r>
+            <w:r>
+              <w:rPr>
+                <w:noProof/>
+                <w:webHidden/>
+              </w:rPr>
+              <w:instrText xml:space="preserve"> PAGEREF _Toc137062646 \h </w:instrText>
+            </w:r>
+            <w:r>
+              <w:rPr>
+                <w:noProof/>
+                <w:webHidden/>
+              </w:rPr>
+            </w:r>
+            <w:r>
+              <w:rPr>
+                <w:noProof/>
+                <w:webHidden/>
+              </w:rPr>
+              <w:fldChar w:fldCharType="separate"/>
+            </w:r>
+            <w:r>
+              <w:rPr>
+                <w:noProof/>
+                <w:webHidden/>
+              </w:rPr>
+              <w:t>4</w:t>
+            </w:r>
+            <w:r>
+              <w:rPr>
+                <w:noProof/>
+                <w:webHidden/>
+              </w:rPr>
+              <w:fldChar w:fldCharType="end"/>
+            </w:r>
+          </w:hyperlink>
+        </w:p>
+        <w:p>
+          <w:pPr>
+            <w:pStyle w:val="TOC1"/>
+            <w:tabs>
+              <w:tab w:val="right" w:leader="dot" w:pos="9016"/>
+            </w:tabs>
+            <w:rPr>
+              <w:noProof/>
+            </w:rPr>
+          </w:pPr>
+          <w:hyperlink w:anchor="_Toc137062647" w:history="1">
+            <w:r>
+              <w:rPr>
+                <w:rStyle w:val="Hyperlink"/>
+                <w:noProof/>
+              </w:rPr>
+              <w:t>Step 5 - Setup MVR dataset for sample data</w:t>
+            </w:r>
+            <w:r>
+              <w:rPr>
+                <w:noProof/>
+                <w:webHidden/>
+              </w:rPr>
+              <w:tab/>
+            </w:r>
+            <w:r>
+              <w:rPr>
+                <w:noProof/>
+                <w:webHidden/>
+              </w:rPr>
+              <w:fldChar w:fldCharType="begin"/>
+            </w:r>
+            <w:r>
+              <w:rPr>
+                <w:noProof/>
+                <w:webHidden/>
+              </w:rPr>
+              <w:instrText xml:space="preserve"> PAGEREF _Toc137062647 \h </w:instrText>
+            </w:r>
+            <w:r>
+              <w:rPr>
+                <w:noProof/>
+                <w:webHidden/>
+              </w:rPr>
+            </w:r>
+            <w:r>
+              <w:rPr>
+                <w:noProof/>
+                <w:webHidden/>
+              </w:rPr>
+              <w:fldChar w:fldCharType="separate"/>
+            </w:r>
+            <w:r>
+              <w:rPr>
+                <w:noProof/>
+                <w:webHidden/>
+              </w:rPr>
+              <w:t>5</w:t>
+            </w:r>
+            <w:r>
+              <w:rPr>
+                <w:noProof/>
+                <w:webHidden/>
+              </w:rPr>
+              <w:fldChar w:fldCharType="end"/>
+            </w:r>
+          </w:hyperlink>
+        </w:p>
+        <w:p>
+          <w:pPr>
+            <w:pStyle w:val="TOC1"/>
+            <w:tabs>
+              <w:tab w:val="right" w:leader="dot" w:pos="9016"/>
+            </w:tabs>
+            <w:rPr>
+              <w:noProof/>
+            </w:rPr>
+          </w:pPr>
+          <w:hyperlink w:anchor="_Toc137062648" w:history="1">
+            <w:r>
+              <w:rPr>
+                <w:rStyle w:val="Hyperlink"/>
+                <w:noProof/>
+              </w:rPr>
+              <w:t>Step 6 – copy transformations in MVR bead dataset to sample dataset</w:t>
+            </w:r>
+            <w:r>
+              <w:rPr>
+                <w:noProof/>
+                <w:webHidden/>
+              </w:rPr>
+              <w:tab/>
+            </w:r>
+            <w:r>
+              <w:rPr>
+                <w:noProof/>
+                <w:webHidden/>
+              </w:rPr>
+              <w:fldChar w:fldCharType="begin"/>
+            </w:r>
+            <w:r>
+              <w:rPr>
+                <w:noProof/>
+                <w:webHidden/>
+              </w:rPr>
+              <w:instrText xml:space="preserve"> PAGEREF _Toc137062648 \h </w:instrText>
+            </w:r>
+            <w:r>
+              <w:rPr>
+                <w:noProof/>
+                <w:webHidden/>
+              </w:rPr>
+            </w:r>
+            <w:r>
+              <w:rPr>
+                <w:noProof/>
+                <w:webHidden/>
+              </w:rPr>
+              <w:fldChar w:fldCharType="separate"/>
+            </w:r>
+            <w:r>
+              <w:rPr>
+                <w:noProof/>
+                <w:webHidden/>
+              </w:rPr>
+              <w:t>6</w:t>
+            </w:r>
+            <w:r>
+              <w:rPr>
+                <w:noProof/>
+                <w:webHidden/>
+              </w:rPr>
+              <w:fldChar w:fldCharType="end"/>
+            </w:r>
+          </w:hyperlink>
+        </w:p>
+        <w:p>
+          <w:pPr>
+            <w:pStyle w:val="TOC1"/>
+            <w:tabs>
+              <w:tab w:val="right" w:leader="dot" w:pos="9016"/>
+            </w:tabs>
+            <w:rPr>
+              <w:noProof/>
+            </w:rPr>
+          </w:pPr>
+          <w:hyperlink w:anchor="_Toc137062649" w:history="1">
+            <w:r>
+              <w:rPr>
+                <w:rStyle w:val="Hyperlink"/>
+                <w:noProof/>
+              </w:rPr>
+              <w:t>Step 7 – resave the MVR sample dataset as ‘.hdf5’ format for viewing with ‘Bigdataviewer’ to check quality of coregistration between dOPM view 1&amp;2</w:t>
+            </w:r>
+            <w:r>
+              <w:rPr>
+                <w:noProof/>
+                <w:webHidden/>
+              </w:rPr>
+              <w:tab/>
+            </w:r>
+            <w:r>
+              <w:rPr>
+                <w:noProof/>
+                <w:webHidden/>
+              </w:rPr>
+              <w:fldChar w:fldCharType="begin"/>
+            </w:r>
+            <w:r>
+              <w:rPr>
+                <w:noProof/>
+                <w:webHidden/>
+              </w:rPr>
+              <w:instrText xml:space="preserve"> PAGEREF _Toc137062649 \h </w:instrText>
+            </w:r>
+            <w:r>
+              <w:rPr>
+                <w:noProof/>
+                <w:webHidden/>
+              </w:rPr>
+            </w:r>
+            <w:r>
+              <w:rPr>
+                <w:noProof/>
+                <w:webHidden/>
+              </w:rPr>
+              <w:fldChar w:fldCharType="separate"/>
+            </w:r>
+            <w:r>
+              <w:rPr>
+                <w:noProof/>
+                <w:webHidden/>
+              </w:rPr>
+              <w:t>7</w:t>
+            </w:r>
+            <w:r>
+              <w:rPr>
+                <w:noProof/>
+                <w:webHidden/>
+              </w:rPr>
+              <w:fldChar w:fldCharType="end"/>
+            </w:r>
+          </w:hyperlink>
+        </w:p>
+        <w:p>
+          <w:pPr>
+            <w:pStyle w:val="TOC1"/>
+            <w:tabs>
+              <w:tab w:val="right" w:leader="dot" w:pos="9016"/>
+            </w:tabs>
+            <w:rPr>
+              <w:noProof/>
+            </w:rPr>
+          </w:pPr>
+          <w:hyperlink w:anchor="_Toc137062650" w:history="1">
+            <w:r>
+              <w:rPr>
+                <w:rStyle w:val="Hyperlink"/>
+                <w:noProof/>
+              </w:rPr>
+              <w:t>Step 8 - Visually inspect coregistration quality of sample data</w:t>
+            </w:r>
+            <w:r>
+              <w:rPr>
+                <w:noProof/>
+                <w:webHidden/>
+              </w:rPr>
+              <w:tab/>
+            </w:r>
+            <w:r>
+              <w:rPr>
+                <w:noProof/>
+                <w:webHidden/>
+              </w:rPr>
+              <w:fldChar w:fldCharType="begin"/>
+            </w:r>
+            <w:r>
+              <w:rPr>
+                <w:noProof/>
+                <w:webHidden/>
+              </w:rPr>
+              <w:instrText xml:space="preserve"> PAGEREF _Toc137062650 \h </w:instrText>
+            </w:r>
+            <w:r>
+              <w:rPr>
+                <w:noProof/>
+                <w:webHidden/>
+              </w:rPr>
+            </w:r>
+            <w:r>
+              <w:rPr>
+                <w:noProof/>
+                <w:webHidden/>
+              </w:rPr>
+              <w:fldChar w:fldCharType="separate"/>
+            </w:r>
+            <w:r>
+              <w:rPr>
+                <w:noProof/>
+                <w:webHidden/>
+              </w:rPr>
+              <w:t>9</w:t>
+            </w:r>
+            <w:r>
+              <w:rPr>
+                <w:noProof/>
+                <w:webHidden/>
+              </w:rPr>
+              <w:fldChar w:fldCharType="end"/>
+            </w:r>
+          </w:hyperlink>
+        </w:p>
+        <w:p>
+          <w:pPr>
+            <w:pStyle w:val="TOC1"/>
+            <w:tabs>
+              <w:tab w:val="right" w:leader="dot" w:pos="9016"/>
+            </w:tabs>
+            <w:rPr>
+              <w:noProof/>
+            </w:rPr>
+          </w:pPr>
+          <w:hyperlink w:anchor="_Toc137062651" w:history="1">
+            <w:r>
+              <w:rPr>
+                <w:rStyle w:val="Hyperlink"/>
+                <w:noProof/>
+              </w:rPr>
+              <w:t xml:space="preserve">Step 9 - </w:t>
+            </w:r>
+            <w:r>
+              <w:rPr>
+                <w:rStyle w:val="Hyperlink"/>
+                <w:rFonts w:cstheme="majorHAnsi"/>
+                <w:noProof/>
+              </w:rPr>
+              <w:t>Define a bounding box to crop out a sub-volume, optional step</w:t>
+            </w:r>
+            <w:r>
+              <w:rPr>
+                <w:noProof/>
+                <w:webHidden/>
+              </w:rPr>
+              <w:tab/>
+            </w:r>
+            <w:r>
+              <w:rPr>
+                <w:noProof/>
+                <w:webHidden/>
+              </w:rPr>
+              <w:fldChar w:fldCharType="begin"/>
+            </w:r>
+            <w:r>
+              <w:rPr>
+                <w:noProof/>
+                <w:webHidden/>
+              </w:rPr>
+              <w:instrText xml:space="preserve"> PAGEREF _Toc137062651 \h </w:instrText>
+            </w:r>
+            <w:r>
+              <w:rPr>
+                <w:noProof/>
+                <w:webHidden/>
+              </w:rPr>
+            </w:r>
+            <w:r>
+              <w:rPr>
+                <w:noProof/>
+                <w:webHidden/>
+              </w:rPr>
+              <w:fldChar w:fldCharType="separate"/>
+            </w:r>
+            <w:r>
+              <w:rPr>
+                <w:noProof/>
+                <w:webHidden/>
+              </w:rPr>
+              <w:t>10</w:t>
+            </w:r>
+            <w:r>
+              <w:rPr>
+                <w:noProof/>
+                <w:webHidden/>
+              </w:rPr>
+              <w:fldChar w:fldCharType="end"/>
+            </w:r>
+          </w:hyperlink>
+        </w:p>
+        <w:p>
+          <w:pPr>
+            <w:pStyle w:val="TOC1"/>
+            <w:tabs>
+              <w:tab w:val="right" w:leader="dot" w:pos="9016"/>
+            </w:tabs>
+            <w:rPr>
+              <w:noProof/>
+            </w:rPr>
+          </w:pPr>
+          <w:hyperlink w:anchor="_Toc137062652" w:history="1">
+            <w:r>
+              <w:rPr>
+                <w:rStyle w:val="Hyperlink"/>
+                <w:noProof/>
+              </w:rPr>
+              <w:t>Step 1</w:t>
+            </w:r>
+            <w:r>
+              <w:rPr>
+                <w:rStyle w:val="Hyperlink"/>
+                <w:noProof/>
+              </w:rPr>
+              <w:t>0</w:t>
+            </w:r>
+            <w:r>
+              <w:rPr>
+                <w:rStyle w:val="Hyperlink"/>
+                <w:noProof/>
+              </w:rPr>
+              <w:t xml:space="preserve"> - Extract processed single view or fused datasets for generic downstream processing of 3D datasets</w:t>
+            </w:r>
+            <w:r>
+              <w:rPr>
+                <w:noProof/>
+                <w:webHidden/>
+              </w:rPr>
+              <w:tab/>
+            </w:r>
+            <w:r>
+              <w:rPr>
+                <w:noProof/>
+                <w:webHidden/>
+              </w:rPr>
+              <w:fldChar w:fldCharType="begin"/>
+            </w:r>
+            <w:r>
+              <w:rPr>
+                <w:noProof/>
+                <w:webHidden/>
+              </w:rPr>
+              <w:instrText xml:space="preserve"> PAGEREF _Toc137062652 \h </w:instrText>
+            </w:r>
+            <w:r>
+              <w:rPr>
+                <w:noProof/>
+                <w:webHidden/>
+              </w:rPr>
+            </w:r>
+            <w:r>
+              <w:rPr>
+                <w:noProof/>
+                <w:webHidden/>
+              </w:rPr>
+              <w:fldChar w:fldCharType="separate"/>
+            </w:r>
+            <w:r>
+              <w:rPr>
+                <w:noProof/>
+                <w:webHidden/>
+              </w:rPr>
+              <w:t>12</w:t>
+            </w:r>
+            <w:r>
+              <w:rPr>
+                <w:noProof/>
+                <w:webHidden/>
+              </w:rPr>
+              <w:fldChar w:fldCharType="end"/>
+            </w:r>
+          </w:hyperlink>
+        </w:p>
+        <w:p>
+          <w:r>
+            <w:rPr>
+              <w:b/>
+              <w:bCs/>
+              <w:noProof/>
+            </w:rPr>
+            <w:fldChar w:fldCharType="end"/>
+          </w:r>
+        </w:p>
+      </w:sdtContent>
+    </w:sdt>
+    <w:p/>
+    <w:p/>
+    <w:p/>
+    <w:p/>
+    <w:p/>
+    <w:p/>
+    <w:p/>
+    <w:p/>
+    <w:p/>
+    <w:p/>
+    <w:p/>
+    <w:p/>
+    <w:p/>
+    <w:p/>
+    <w:p/>
+    <w:p/>
+    <w:p/>
+    <w:p/>
     <w:p>
       <w:pPr>
         <w:pStyle w:val="Heading1"/>
       </w:pPr>
-      <w:bookmarkStart w:id="0" w:name="_Hlk137041376"/>
-      <w:bookmarkEnd w:id="0"/>
-      <w:r>
+      <w:r>
+        <w:lastRenderedPageBreak/>
         <w:t>Introduction</w:t>
       </w:r>
     </w:p>
-    <w:p/>
     <w:p>
       <w:r>
         <w:t xml:space="preserve">Code to process data generated by dOPM microscopes as of 2023. DOPM paper: </w:t>
       </w:r>
-      <w:hyperlink r:id="rId5" w:history="1">
+      <w:hyperlink r:id="rId6" w:history="1">
         <w:r>
           <w:rPr>
             <w:rStyle w:val="Hyperlink"/>
@@ -30,7 +870,7 @@
       <w:r>
         <w:t xml:space="preserve">Sharing dOPM data processing scripts based in ImageJ and relying mainly on Multiview Reconstruction (MVR) plugin </w:t>
       </w:r>
-      <w:hyperlink r:id="rId6" w:history="1">
+      <w:hyperlink r:id="rId7" w:history="1">
         <w:r>
           <w:rPr>
             <w:rStyle w:val="Hyperlink"/>
@@ -347,7 +1187,19 @@
         <w:rPr>
           <w:rFonts w:asciiTheme="majorHAnsi" w:hAnsiTheme="majorHAnsi" w:cstheme="majorHAnsi"/>
         </w:rPr>
-        <w:t xml:space="preserve"> (note these bullet points summarise detailed steps guidance on following page).</w:t>
+        <w:t xml:space="preserve"> (note these bullet points summarise detailed steps guidance on following page</w:t>
+      </w:r>
+      <w:r>
+        <w:rPr>
+          <w:rFonts w:asciiTheme="majorHAnsi" w:hAnsiTheme="majorHAnsi" w:cstheme="majorHAnsi"/>
+        </w:rPr>
+        <w:t>s</w:t>
+      </w:r>
+      <w:r>
+        <w:rPr>
+          <w:rFonts w:asciiTheme="majorHAnsi" w:hAnsiTheme="majorHAnsi" w:cstheme="majorHAnsi"/>
+        </w:rPr>
+        <w:t>).</w:t>
       </w:r>
     </w:p>
     <w:p>
@@ -545,13 +1397,7 @@
         <w:rPr>
           <w:rFonts w:asciiTheme="majorHAnsi" w:hAnsiTheme="majorHAnsi" w:cstheme="majorHAnsi"/>
         </w:rPr>
-        <w:t>copy transformations in MVR bead dataset to sample dataset</w:t>
-      </w:r>
-      <w:r>
-        <w:rPr>
-          <w:rFonts w:asciiTheme="majorHAnsi" w:hAnsiTheme="majorHAnsi" w:cstheme="majorHAnsi"/>
-        </w:rPr>
-        <w:t xml:space="preserve"> </w:t>
+        <w:t xml:space="preserve">copy transformations in MVR bead dataset to sample dataset </w:t>
       </w:r>
       <w:r>
         <w:rPr>
@@ -691,7 +1537,6 @@
         <w:rPr>
           <w:rFonts w:asciiTheme="majorHAnsi" w:hAnsiTheme="majorHAnsi" w:cstheme="majorHAnsi"/>
         </w:rPr>
-        <w:lastRenderedPageBreak/>
         <w:t xml:space="preserve">At this point the user has 3D datasets transformed </w:t>
       </w:r>
       <w:r>
@@ -773,7 +1618,7 @@
           <w:u w:val="single"/>
         </w:rPr>
       </w:pPr>
-      <w:hyperlink r:id="rId7" w:history="1">
+      <w:hyperlink r:id="rId8" w:history="1">
         <w:r>
           <w:rPr>
             <w:rStyle w:val="Hyperlink"/>
@@ -790,7 +1635,7 @@
           <w:u w:val="single"/>
         </w:rPr>
       </w:pPr>
-      <w:hyperlink r:id="rId8" w:history="1">
+      <w:hyperlink r:id="rId9" w:history="1">
         <w:r>
           <w:rPr>
             <w:rStyle w:val="Hyperlink"/>
@@ -806,7 +1651,7 @@
           <w:rFonts w:asciiTheme="majorHAnsi" w:hAnsiTheme="majorHAnsi" w:cstheme="majorHAnsi"/>
         </w:rPr>
       </w:pPr>
-      <w:hyperlink r:id="rId9" w:history="1">
+      <w:hyperlink r:id="rId10" w:history="1">
         <w:r>
           <w:rPr>
             <w:rStyle w:val="Hyperlink"/>
@@ -971,6 +1816,7 @@
           <w:rFonts w:cstheme="majorHAnsi"/>
         </w:rPr>
       </w:pPr>
+      <w:bookmarkStart w:id="1" w:name="_Toc137062643"/>
       <w:r>
         <w:rPr>
           <w:rFonts w:cstheme="majorHAnsi"/>
@@ -993,7 +1839,14 @@
         <w:rPr>
           <w:rFonts w:cstheme="majorHAnsi"/>
         </w:rPr>
-        <w:t xml:space="preserve">Download demo data </w:t>
+        <w:t>Download demo data</w:t>
+      </w:r>
+      <w:bookmarkEnd w:id="1"/>
+      <w:r>
+        <w:rPr>
+          <w:rFonts w:cstheme="majorHAnsi"/>
+        </w:rPr>
+        <w:t xml:space="preserve"> </w:t>
       </w:r>
     </w:p>
     <w:p>
@@ -1078,7 +1931,7 @@
         </w:rPr>
         <w:t xml:space="preserve">Use this version of Fiji (all others not compatible) -&gt; </w:t>
       </w:r>
-      <w:hyperlink r:id="rId10" w:history="1">
+      <w:hyperlink r:id="rId11" w:history="1">
         <w:r>
           <w:rPr>
             <w:rStyle w:val="Hyperlink"/>
@@ -1107,7 +1960,7 @@
           <w:rFonts w:asciiTheme="majorHAnsi" w:hAnsiTheme="majorHAnsi" w:cstheme="majorHAnsi"/>
         </w:rPr>
       </w:pPr>
-      <w:hyperlink r:id="rId11" w:history="1">
+      <w:hyperlink r:id="rId12" w:history="1">
         <w:r>
           <w:rPr>
             <w:rStyle w:val="Hyperlink"/>
@@ -1124,6 +1977,7 @@
           <w:rFonts w:cstheme="majorHAnsi"/>
         </w:rPr>
       </w:pPr>
+      <w:bookmarkStart w:id="2" w:name="_Toc137062644"/>
       <w:r>
         <w:rPr>
           <w:rFonts w:cstheme="majorHAnsi"/>
@@ -1142,6 +1996,7 @@
         </w:rPr>
         <w:t>dataset for beads and co-register dOPM views1&amp;2</w:t>
       </w:r>
+      <w:bookmarkEnd w:id="2"/>
     </w:p>
     <w:p>
       <w:pPr>
@@ -1204,7 +2059,7 @@
                     </pic:cNvPicPr>
                   </pic:nvPicPr>
                   <pic:blipFill>
-                    <a:blip r:embed="rId12">
+                    <a:blip r:embed="rId13">
                       <a:extLst>
                         <a:ext uri="{28A0092B-C50C-407E-A947-70E740481C1C}">
                           <a14:useLocalDpi xmlns:a14="http://schemas.microsoft.com/office/drawing/2010/main" val="0"/>
@@ -1270,6 +2125,7 @@
       <w:pPr>
         <w:pStyle w:val="Heading1"/>
       </w:pPr>
+      <w:bookmarkStart w:id="3" w:name="_Toc137062645"/>
       <w:r>
         <w:lastRenderedPageBreak/>
         <w:t xml:space="preserve">Step 3 </w:t>
@@ -1295,6 +2151,7 @@
       <w:r>
         <w:t>bead data</w:t>
       </w:r>
+      <w:bookmarkEnd w:id="3"/>
     </w:p>
     <w:p>
       <w:r>
@@ -1319,7 +2176,7 @@
                     </pic:cNvPicPr>
                   </pic:nvPicPr>
                   <pic:blipFill>
-                    <a:blip r:embed="rId13">
+                    <a:blip r:embed="rId14">
                       <a:extLst>
                         <a:ext uri="{28A0092B-C50C-407E-A947-70E740481C1C}">
                           <a14:useLocalDpi xmlns:a14="http://schemas.microsoft.com/office/drawing/2010/main" val="0"/>
@@ -1433,7 +2290,7 @@
                     </pic:cNvPicPr>
                   </pic:nvPicPr>
                   <pic:blipFill>
-                    <a:blip r:embed="rId14">
+                    <a:blip r:embed="rId15">
                       <a:extLst>
                         <a:ext uri="{28A0092B-C50C-407E-A947-70E740481C1C}">
                           <a14:useLocalDpi xmlns:a14="http://schemas.microsoft.com/office/drawing/2010/main" val="0"/>
@@ -1483,13 +2340,7 @@
         <w:t xml:space="preserve"> the log window will print stuff and will complete with ‘Finished’ – wait for this</w:t>
       </w:r>
       <w:r>
-        <w:t xml:space="preserve">. </w:t>
-      </w:r>
-      <w:r>
-        <w:t>Now the bead dataset is</w:t>
-      </w:r>
-      <w:r>
-        <w:t xml:space="preserve"> setup.</w:t>
+        <w:t>. Now the bead dataset is setup.</w:t>
       </w:r>
     </w:p>
     <w:p>
@@ -1515,7 +2366,7 @@
                     </pic:cNvPicPr>
                   </pic:nvPicPr>
                   <pic:blipFill>
-                    <a:blip r:embed="rId15">
+                    <a:blip r:embed="rId16">
                       <a:extLst>
                         <a:ext uri="{28A0092B-C50C-407E-A947-70E740481C1C}">
                           <a14:useLocalDpi xmlns:a14="http://schemas.microsoft.com/office/drawing/2010/main" val="0"/>
@@ -1550,11 +2401,24 @@
     <w:p>
       <w:pPr>
         <w:pStyle w:val="ListParagraph"/>
-        <w:numPr>
-          <w:ilvl w:val="0"/>
-          <w:numId w:val="6"/>
-        </w:numPr>
-      </w:pPr>
+      </w:pPr>
+    </w:p>
+    <w:p>
+      <w:pPr>
+        <w:pStyle w:val="Heading1"/>
+      </w:pPr>
+      <w:bookmarkStart w:id="4" w:name="_Toc137062646"/>
+      <w:r>
+        <w:lastRenderedPageBreak/>
+        <w:t xml:space="preserve">Step 4 - </w:t>
+      </w:r>
+      <w:r>
+        <w:t xml:space="preserve">Visually inspect coregistration quality </w:t>
+      </w:r>
+      <w:r>
+        <w:t>bead data</w:t>
+      </w:r>
+      <w:bookmarkEnd w:id="4"/>
     </w:p>
     <w:p>
       <w:pPr>
@@ -1564,20 +2428,25 @@
           <w:numId w:val="6"/>
         </w:numPr>
       </w:pPr>
-    </w:p>
-    <w:p>
-      <w:pPr>
-        <w:pStyle w:val="Heading1"/>
-      </w:pPr>
-      <w:r>
-        <w:lastRenderedPageBreak/>
-        <w:t xml:space="preserve">Step 4 - </w:t>
-      </w:r>
-      <w:r>
-        <w:t xml:space="preserve">Visually inspect coregistration quality </w:t>
-      </w:r>
-      <w:r>
-        <w:t>bead data</w:t>
+      <w:r>
+        <w:t xml:space="preserve">The </w:t>
+      </w:r>
+      <w:r>
+        <w:t>bead d</w:t>
+      </w:r>
+      <w:r>
+        <w:t xml:space="preserve">ataset consists of a dataset based on the raw </w:t>
+      </w:r>
+      <w:proofErr w:type="gramStart"/>
+      <w:r>
+        <w:t>‘.nd</w:t>
+      </w:r>
+      <w:proofErr w:type="gramEnd"/>
+      <w:r>
+        <w:t>2’ data and within that there is a version where the raw data has been resaved has ‘.hdf5’</w:t>
+      </w:r>
+      <w:r>
+        <w:t xml:space="preserve"> – take a look and read the wiki pages for info on MVF plugin for more information about MVR dataset definition.</w:t>
       </w:r>
     </w:p>
     <w:p>
@@ -1589,24 +2458,13 @@
         </w:numPr>
       </w:pPr>
       <w:r>
-        <w:t xml:space="preserve">The </w:t>
-      </w:r>
-      <w:r>
-        <w:t>bead d</w:t>
-      </w:r>
-      <w:r>
-        <w:t xml:space="preserve">ataset consists of a dataset based on the raw </w:t>
-      </w:r>
-      <w:proofErr w:type="gramStart"/>
-      <w:r>
-        <w:t>‘.nd</w:t>
-      </w:r>
-      <w:proofErr w:type="gramEnd"/>
-      <w:r>
-        <w:t>2’ data and within that there is a version where the raw data has been resaved has ‘.hdf5’</w:t>
-      </w:r>
-      <w:r>
-        <w:t xml:space="preserve"> – take a look and read the wiki pages for info on MVF plugin for more information about MVR dataset definition.</w:t>
+        <w:t xml:space="preserve">In the next step we will visualise the bead dataset </w:t>
+      </w:r>
+      <w:r>
+        <w:t xml:space="preserve">with MVF use of the ‘Bigdataviewer’ and check by eye if the beads from views 1&amp;2 are visibly overlapping to be judged as </w:t>
+      </w:r>
+      <w:r>
+        <w:t>coregistered</w:t>
       </w:r>
     </w:p>
     <w:p>
@@ -1618,36 +2476,21 @@
         </w:numPr>
       </w:pPr>
       <w:r>
-        <w:t xml:space="preserve">In the next step we will visualise the bead dataset </w:t>
-      </w:r>
-      <w:r>
-        <w:t xml:space="preserve">with MVF use of the ‘Bigdataviewer’ and check by eye if the beads from views 1&amp;2 are visibly overlapping to be judged as </w:t>
-      </w:r>
-      <w:r>
-        <w:t>coregistered</w:t>
-      </w:r>
-    </w:p>
-    <w:p>
-      <w:pPr>
-        <w:pStyle w:val="ListParagraph"/>
-        <w:numPr>
-          <w:ilvl w:val="0"/>
-          <w:numId w:val="6"/>
-        </w:numPr>
-      </w:pPr>
-      <w:r>
         <w:t>Go on the plugins menu and click on the ‘Multiview Reconstruction’ option then the application option as in the image below</w:t>
       </w:r>
     </w:p>
     <w:p>
+      <w:pPr>
+        <w:jc w:val="center"/>
+      </w:pPr>
       <w:r>
         <w:rPr>
           <w:noProof/>
         </w:rPr>
         <w:drawing>
-          <wp:inline distT="0" distB="0" distL="0" distR="0" wp14:anchorId="28740D67" wp14:editId="1633DCB0">
-            <wp:extent cx="4041454" cy="6186585"/>
-            <wp:effectExtent l="0" t="0" r="0" b="5080"/>
+          <wp:inline distT="0" distB="0" distL="0" distR="0" wp14:anchorId="28740D67" wp14:editId="68F93023">
+            <wp:extent cx="3441402" cy="5268036"/>
+            <wp:effectExtent l="0" t="0" r="6985" b="8890"/>
             <wp:docPr id="31" name="Picture 31" descr="A screenshot of a computer&#10;&#10;Description automatically generated"/>
             <wp:cNvGraphicFramePr>
               <a:graphicFrameLocks xmlns:a="http://schemas.openxmlformats.org/drawingml/2006/main" noChangeAspect="1"/>
@@ -1657,153 +2500,6 @@
                 <pic:pic xmlns:pic="http://schemas.openxmlformats.org/drawingml/2006/picture">
                   <pic:nvPicPr>
                     <pic:cNvPr id="31" name="Picture 31" descr="A screenshot of a computer&#10;&#10;Description automatically generated"/>
-                    <pic:cNvPicPr>
-                      <a:picLocks noChangeAspect="1" noChangeArrowheads="1"/>
-                    </pic:cNvPicPr>
-                  </pic:nvPicPr>
-                  <pic:blipFill>
-                    <a:blip r:embed="rId16">
-                      <a:extLst>
-                        <a:ext uri="{28A0092B-C50C-407E-A947-70E740481C1C}">
-                          <a14:useLocalDpi xmlns:a14="http://schemas.microsoft.com/office/drawing/2010/main" val="0"/>
-                        </a:ext>
-                      </a:extLst>
-                    </a:blip>
-                    <a:srcRect/>
-                    <a:stretch>
-                      <a:fillRect/>
-                    </a:stretch>
-                  </pic:blipFill>
-                  <pic:spPr bwMode="auto">
-                    <a:xfrm>
-                      <a:off x="0" y="0"/>
-                      <a:ext cx="4041454" cy="6186585"/>
-                    </a:xfrm>
-                    <a:prstGeom prst="rect">
-                      <a:avLst/>
-                    </a:prstGeom>
-                    <a:noFill/>
-                    <a:ln>
-                      <a:noFill/>
-                    </a:ln>
-                  </pic:spPr>
-                </pic:pic>
-              </a:graphicData>
-            </a:graphic>
-          </wp:inline>
-        </w:drawing>
-      </w:r>
-    </w:p>
-    <w:p>
-      <w:pPr>
-        <w:pStyle w:val="ListParagraph"/>
-        <w:numPr>
-          <w:ilvl w:val="0"/>
-          <w:numId w:val="7"/>
-        </w:numPr>
-        <w:rPr>
-          <w:b/>
-          <w:bCs/>
-        </w:rPr>
-      </w:pPr>
-      <w:r>
-        <w:rPr>
-          <w:b/>
-          <w:bCs/>
-        </w:rPr>
-        <w:t>L</w:t>
-      </w:r>
-      <w:r>
-        <w:rPr>
-          <w:b/>
-          <w:bCs/>
-        </w:rPr>
-        <w:t xml:space="preserve">ook for your bead data folder and within that should be a folder named ‘hdf5’ </w:t>
-      </w:r>
-      <w:proofErr w:type="gramStart"/>
-      <w:r>
-        <w:rPr>
-          <w:b/>
-          <w:bCs/>
-        </w:rPr>
-        <w:t>i.e.</w:t>
-      </w:r>
-      <w:proofErr w:type="gramEnd"/>
-      <w:r>
-        <w:rPr>
-          <w:b/>
-          <w:bCs/>
-        </w:rPr>
-        <w:t xml:space="preserve"> your-path\beads\hdf5\dataset.xml</w:t>
-      </w:r>
-    </w:p>
-    <w:p>
-      <w:pPr>
-        <w:pStyle w:val="ListParagraph"/>
-        <w:numPr>
-          <w:ilvl w:val="0"/>
-          <w:numId w:val="7"/>
-        </w:numPr>
-      </w:pPr>
-      <w:r>
-        <w:lastRenderedPageBreak/>
-        <w:t>Click on this ‘xml’ file – this file defines the MVR dataset</w:t>
-      </w:r>
-      <w:r>
-        <w:t xml:space="preserve"> we use for previewing with </w:t>
-      </w:r>
-      <w:proofErr w:type="gramStart"/>
-      <w:r>
-        <w:t xml:space="preserve">the </w:t>
-      </w:r>
-      <w:r>
-        <w:t xml:space="preserve"> ‘</w:t>
-      </w:r>
-      <w:proofErr w:type="gramEnd"/>
-      <w:r>
-        <w:t>Bigdataviewer’</w:t>
-      </w:r>
-    </w:p>
-    <w:p>
-      <w:pPr>
-        <w:pStyle w:val="ListParagraph"/>
-        <w:numPr>
-          <w:ilvl w:val="0"/>
-          <w:numId w:val="7"/>
-        </w:numPr>
-      </w:pPr>
-      <w:r>
-        <w:t>Press OK to explore this dataset with the MVR GUI</w:t>
-      </w:r>
-      <w:r>
-        <w:t xml:space="preserve">, the ‘Bigdataviewer’ tool window of the data should automatically appear </w:t>
-      </w:r>
-      <w:r>
-        <w:rPr>
-          <w:b/>
-          <w:bCs/>
-        </w:rPr>
-        <w:t>– this automatic opening is because you opened the hdf5 converted dataset.</w:t>
-      </w:r>
-    </w:p>
-    <w:p>
-      <w:r>
-        <w:rPr>
-          <w:noProof/>
-        </w:rPr>
-        <w:drawing>
-          <wp:inline distT="0" distB="0" distL="0" distR="0" wp14:anchorId="2A195423" wp14:editId="3FC14AD0">
-            <wp:extent cx="5724525" cy="2952750"/>
-            <wp:effectExtent l="0" t="0" r="9525" b="0"/>
-            <wp:docPr id="32" name="Picture 32" descr="A screenshot of a computer&#10;&#10;Description automatically generated"/>
-            <wp:cNvGraphicFramePr>
-              <a:graphicFrameLocks xmlns:a="http://schemas.openxmlformats.org/drawingml/2006/main" noChangeAspect="1"/>
-            </wp:cNvGraphicFramePr>
-            <a:graphic xmlns:a="http://schemas.openxmlformats.org/drawingml/2006/main">
-              <a:graphicData uri="http://schemas.openxmlformats.org/drawingml/2006/picture">
-                <pic:pic xmlns:pic="http://schemas.openxmlformats.org/drawingml/2006/picture">
-                  <pic:nvPicPr>
-                    <pic:cNvPr id="32" name="Picture 32" descr="A screenshot of a computer&#10;&#10;Description automatically generated"/>
                     <pic:cNvPicPr>
                       <a:picLocks noChangeAspect="1" noChangeArrowheads="1"/>
                     </pic:cNvPicPr>
@@ -1824,7 +2520,7 @@
                   <pic:spPr bwMode="auto">
                     <a:xfrm>
                       <a:off x="0" y="0"/>
-                      <a:ext cx="5724525" cy="2952750"/>
+                      <a:ext cx="3445822" cy="5274803"/>
                     </a:xfrm>
                     <a:prstGeom prst="rect">
                       <a:avLst/>
@@ -1846,11 +2542,149 @@
         <w:pStyle w:val="ListParagraph"/>
         <w:numPr>
           <w:ilvl w:val="0"/>
-          <w:numId w:val="8"/>
+          <w:numId w:val="7"/>
         </w:numPr>
-      </w:pPr>
-      <w:r>
-        <w:t>To get to grips with using MVR application go to the plugin’s documentation and help</w:t>
+        <w:rPr>
+          <w:b/>
+          <w:bCs/>
+        </w:rPr>
+      </w:pPr>
+      <w:r>
+        <w:rPr>
+          <w:b/>
+          <w:bCs/>
+        </w:rPr>
+        <w:t>L</w:t>
+      </w:r>
+      <w:r>
+        <w:rPr>
+          <w:b/>
+          <w:bCs/>
+        </w:rPr>
+        <w:t xml:space="preserve">ook for your bead data folder and within that should be a folder named ‘hdf5’ </w:t>
+      </w:r>
+      <w:proofErr w:type="gramStart"/>
+      <w:r>
+        <w:rPr>
+          <w:b/>
+          <w:bCs/>
+        </w:rPr>
+        <w:t>i.e.</w:t>
+      </w:r>
+      <w:proofErr w:type="gramEnd"/>
+      <w:r>
+        <w:rPr>
+          <w:b/>
+          <w:bCs/>
+        </w:rPr>
+        <w:t xml:space="preserve"> your-path\beads\hdf5\dataset.xml</w:t>
+      </w:r>
+    </w:p>
+    <w:p>
+      <w:pPr>
+        <w:pStyle w:val="ListParagraph"/>
+        <w:numPr>
+          <w:ilvl w:val="0"/>
+          <w:numId w:val="7"/>
+        </w:numPr>
+      </w:pPr>
+      <w:r>
+        <w:t>Click on this ‘xml’ file – this file defines the MVR dataset</w:t>
+      </w:r>
+      <w:r>
+        <w:t xml:space="preserve"> we use for previewing with </w:t>
+      </w:r>
+      <w:proofErr w:type="gramStart"/>
+      <w:r>
+        <w:t xml:space="preserve">the </w:t>
+      </w:r>
+      <w:r>
+        <w:t xml:space="preserve"> ‘</w:t>
+      </w:r>
+      <w:proofErr w:type="gramEnd"/>
+      <w:r>
+        <w:t>Bigdataviewer’</w:t>
+      </w:r>
+    </w:p>
+    <w:p>
+      <w:pPr>
+        <w:pStyle w:val="ListParagraph"/>
+        <w:numPr>
+          <w:ilvl w:val="0"/>
+          <w:numId w:val="7"/>
+        </w:numPr>
+      </w:pPr>
+      <w:r>
+        <w:t>Press OK to explore this dataset with the MVR GUI</w:t>
+      </w:r>
+      <w:r>
+        <w:t xml:space="preserve">, the ‘Bigdataviewer’ tool window of the data should automatically appear </w:t>
+      </w:r>
+      <w:r>
+        <w:rPr>
+          <w:b/>
+          <w:bCs/>
+        </w:rPr>
+        <w:t>– this automatic opening is because you opened the hdf5 converted dataset.</w:t>
+      </w:r>
+    </w:p>
+    <w:p>
+      <w:pPr>
+        <w:jc w:val="center"/>
+      </w:pPr>
+      <w:r>
+        <w:rPr>
+          <w:noProof/>
+        </w:rPr>
+        <w:lastRenderedPageBreak/>
+        <w:drawing>
+          <wp:inline distT="0" distB="0" distL="0" distR="0" wp14:anchorId="2A195423" wp14:editId="08B090B6">
+            <wp:extent cx="3521122" cy="1816219"/>
+            <wp:effectExtent l="0" t="0" r="3175" b="0"/>
+            <wp:docPr id="32" name="Picture 32" descr="A screenshot of a computer&#10;&#10;Description automatically generated"/>
+            <wp:cNvGraphicFramePr>
+              <a:graphicFrameLocks xmlns:a="http://schemas.openxmlformats.org/drawingml/2006/main" noChangeAspect="1"/>
+            </wp:cNvGraphicFramePr>
+            <a:graphic xmlns:a="http://schemas.openxmlformats.org/drawingml/2006/main">
+              <a:graphicData uri="http://schemas.openxmlformats.org/drawingml/2006/picture">
+                <pic:pic xmlns:pic="http://schemas.openxmlformats.org/drawingml/2006/picture">
+                  <pic:nvPicPr>
+                    <pic:cNvPr id="32" name="Picture 32" descr="A screenshot of a computer&#10;&#10;Description automatically generated"/>
+                    <pic:cNvPicPr>
+                      <a:picLocks noChangeAspect="1" noChangeArrowheads="1"/>
+                    </pic:cNvPicPr>
+                  </pic:nvPicPr>
+                  <pic:blipFill>
+                    <a:blip r:embed="rId18">
+                      <a:extLst>
+                        <a:ext uri="{28A0092B-C50C-407E-A947-70E740481C1C}">
+                          <a14:useLocalDpi xmlns:a14="http://schemas.microsoft.com/office/drawing/2010/main" val="0"/>
+                        </a:ext>
+                      </a:extLst>
+                    </a:blip>
+                    <a:srcRect/>
+                    <a:stretch>
+                      <a:fillRect/>
+                    </a:stretch>
+                  </pic:blipFill>
+                  <pic:spPr bwMode="auto">
+                    <a:xfrm>
+                      <a:off x="0" y="0"/>
+                      <a:ext cx="3530700" cy="1821159"/>
+                    </a:xfrm>
+                    <a:prstGeom prst="rect">
+                      <a:avLst/>
+                    </a:prstGeom>
+                    <a:noFill/>
+                    <a:ln>
+                      <a:noFill/>
+                    </a:ln>
+                  </pic:spPr>
+                </pic:pic>
+              </a:graphicData>
+            </a:graphic>
+          </wp:inline>
+        </w:drawing>
       </w:r>
     </w:p>
     <w:p>
@@ -1862,28 +2696,7 @@
         </w:numPr>
       </w:pPr>
       <w:r>
-        <w:t xml:space="preserve">The screenshot below shows you an example of using the </w:t>
-      </w:r>
-      <w:r>
-        <w:t>‘B</w:t>
-      </w:r>
-      <w:r>
-        <w:t>igdataviewer</w:t>
-      </w:r>
-      <w:r>
-        <w:t xml:space="preserve">’ </w:t>
-      </w:r>
-      <w:r>
-        <w:t>tool within the plugin to visualise the dataset and the two dOPM views for one spectral channel are visualised in green and magenta</w:t>
-      </w:r>
-      <w:r>
-        <w:t xml:space="preserve"> -</w:t>
-      </w:r>
-      <w:r>
-        <w:t xml:space="preserve"> read the plugin help documentation</w:t>
-      </w:r>
-      <w:r>
-        <w:t xml:space="preserve"> for a deeper understanding.</w:t>
+        <w:t>To get to grips with using MVR application go to the plugin’s documentation and help</w:t>
       </w:r>
     </w:p>
     <w:p>
@@ -1895,6 +2708,39 @@
         </w:numPr>
       </w:pPr>
       <w:r>
+        <w:t xml:space="preserve">The screenshot below shows you an example of using the </w:t>
+      </w:r>
+      <w:r>
+        <w:t>‘B</w:t>
+      </w:r>
+      <w:r>
+        <w:t>igdataviewer</w:t>
+      </w:r>
+      <w:r>
+        <w:t xml:space="preserve">’ </w:t>
+      </w:r>
+      <w:r>
+        <w:t>tool within the plugin to visualise the dataset and the two dOPM views for one spectral channel are visualised in green and magenta</w:t>
+      </w:r>
+      <w:r>
+        <w:t xml:space="preserve"> -</w:t>
+      </w:r>
+      <w:r>
+        <w:t xml:space="preserve"> read the plugin help documentation</w:t>
+      </w:r>
+      <w:r>
+        <w:t xml:space="preserve"> for a deeper understanding.</w:t>
+      </w:r>
+    </w:p>
+    <w:p>
+      <w:pPr>
+        <w:pStyle w:val="ListParagraph"/>
+        <w:numPr>
+          <w:ilvl w:val="0"/>
+          <w:numId w:val="8"/>
+        </w:numPr>
+      </w:pPr>
+      <w:r>
         <w:t xml:space="preserve">In the screenshot the two views have clearly been successfully rotated, </w:t>
       </w:r>
       <w:proofErr w:type="spellStart"/>
@@ -1903,10 +2749,18 @@
       </w:r>
       <w:proofErr w:type="spellEnd"/>
       <w:r>
-        <w:t xml:space="preserve"> and coregistere</w:t>
-      </w:r>
-      <w:r>
-        <w:t xml:space="preserve">d since the </w:t>
+        <w:t xml:space="preserve"> and </w:t>
+      </w:r>
+      <w:proofErr w:type="spellStart"/>
+      <w:r>
+        <w:t>coregistere</w:t>
+      </w:r>
+      <w:r>
+        <w:t>d</w:t>
+      </w:r>
+      <w:proofErr w:type="spellEnd"/>
+      <w:r>
+        <w:t xml:space="preserve"> since the </w:t>
       </w:r>
       <w:r>
         <w:t>bead’s</w:t>
@@ -1968,7 +2822,7 @@
                     </pic:cNvPicPr>
                   </pic:nvPicPr>
                   <pic:blipFill>
-                    <a:blip r:embed="rId18" cstate="print">
+                    <a:blip r:embed="rId19" cstate="print">
                       <a:extLst>
                         <a:ext uri="{28A0092B-C50C-407E-A947-70E740481C1C}">
                           <a14:useLocalDpi xmlns:a14="http://schemas.microsoft.com/office/drawing/2010/main" val="0"/>
@@ -2000,18 +2854,18 @@
         </w:drawing>
       </w:r>
     </w:p>
-    <w:p/>
     <w:p>
       <w:pPr>
         <w:pStyle w:val="Heading1"/>
       </w:pPr>
-      <w:r>
-        <w:lastRenderedPageBreak/>
+      <w:bookmarkStart w:id="5" w:name="_Toc137062647"/>
+      <w:r>
         <w:t>Step 5 - S</w:t>
       </w:r>
       <w:r>
         <w:t>etup MVR dataset for sample data</w:t>
       </w:r>
+      <w:bookmarkEnd w:id="5"/>
     </w:p>
     <w:p>
       <w:pPr>
@@ -2037,9 +2891,9 @@
           <w:noProof/>
         </w:rPr>
         <w:drawing>
-          <wp:inline distT="0" distB="0" distL="0" distR="0" wp14:anchorId="5E591891" wp14:editId="1B10610C">
-            <wp:extent cx="5724525" cy="1381125"/>
-            <wp:effectExtent l="0" t="0" r="9525" b="9525"/>
+          <wp:inline distT="0" distB="0" distL="0" distR="0" wp14:anchorId="5E591891" wp14:editId="3C2EF222">
+            <wp:extent cx="4053385" cy="977938"/>
+            <wp:effectExtent l="0" t="0" r="4445" b="0"/>
             <wp:docPr id="33" name="Picture 33" descr="A screenshot of a computer&#10;&#10;Description automatically generated"/>
             <wp:cNvGraphicFramePr>
               <a:graphicFrameLocks xmlns:a="http://schemas.openxmlformats.org/drawingml/2006/main" noChangeAspect="1"/>
@@ -2054,7 +2908,7 @@
                     </pic:cNvPicPr>
                   </pic:nvPicPr>
                   <pic:blipFill>
-                    <a:blip r:embed="rId12">
+                    <a:blip r:embed="rId13">
                       <a:extLst>
                         <a:ext uri="{28A0092B-C50C-407E-A947-70E740481C1C}">
                           <a14:useLocalDpi xmlns:a14="http://schemas.microsoft.com/office/drawing/2010/main" val="0"/>
@@ -2069,7 +2923,7 @@
                   <pic:spPr bwMode="auto">
                     <a:xfrm>
                       <a:off x="0" y="0"/>
-                      <a:ext cx="5724525" cy="1381125"/>
+                      <a:ext cx="4093251" cy="987556"/>
                     </a:xfrm>
                     <a:prstGeom prst="rect">
                       <a:avLst/>
@@ -2121,6 +2975,7 @@
           <w:b/>
           <w:bCs/>
         </w:rPr>
+        <w:lastRenderedPageBreak/>
         <w:t xml:space="preserve">This step assumes you have completed the setting up of the </w:t>
       </w:r>
       <w:r>
@@ -2135,34 +2990,20 @@
           <w:b/>
           <w:bCs/>
         </w:rPr>
-        <w:t xml:space="preserve">dataset </w:t>
+        <w:t>dataset (steps 1-4 above),</w:t>
       </w:r>
       <w:r>
         <w:rPr>
           <w:b/>
           <w:bCs/>
         </w:rPr>
-        <w:t>(steps 1-4 above)</w:t>
+        <w:t xml:space="preserve"> </w:t>
       </w:r>
       <w:r>
         <w:rPr>
           <w:b/>
           <w:bCs/>
         </w:rPr>
-        <w:t>,</w:t>
-      </w:r>
-      <w:r>
-        <w:rPr>
-          <w:b/>
-          <w:bCs/>
-        </w:rPr>
-        <w:t xml:space="preserve"> </w:t>
-      </w:r>
-      <w:r>
-        <w:rPr>
-          <w:b/>
-          <w:bCs/>
-        </w:rPr>
         <w:t>steps need to be completed in the order given essentially.</w:t>
       </w:r>
     </w:p>
@@ -2170,9 +3011,11 @@
       <w:pPr>
         <w:pStyle w:val="Heading1"/>
       </w:pPr>
+      <w:bookmarkStart w:id="6" w:name="_Toc137062648"/>
       <w:r>
         <w:t>Step 6 – copy transformations in MVR bead dataset to sample dataset</w:t>
       </w:r>
+      <w:bookmarkEnd w:id="6"/>
     </w:p>
     <w:p>
       <w:pPr>
@@ -2183,9 +3026,9 @@
           <w:noProof/>
         </w:rPr>
         <w:drawing>
-          <wp:inline distT="0" distB="0" distL="0" distR="0" wp14:anchorId="15B9EA70" wp14:editId="0C8A9137">
-            <wp:extent cx="4711964" cy="2210938"/>
-            <wp:effectExtent l="0" t="0" r="0" b="0"/>
+          <wp:inline distT="0" distB="0" distL="0" distR="0" wp14:anchorId="15B9EA70" wp14:editId="3FAD0695">
+            <wp:extent cx="4356051" cy="2043937"/>
+            <wp:effectExtent l="0" t="0" r="6985" b="0"/>
             <wp:docPr id="5" name="Picture 5"/>
             <wp:cNvGraphicFramePr>
               <a:graphicFrameLocks xmlns:a="http://schemas.openxmlformats.org/drawingml/2006/main" noChangeAspect="1"/>
@@ -2200,7 +3043,7 @@
                     </pic:cNvPicPr>
                   </pic:nvPicPr>
                   <pic:blipFill>
-                    <a:blip r:embed="rId19">
+                    <a:blip r:embed="rId20">
                       <a:extLst>
                         <a:ext uri="{28A0092B-C50C-407E-A947-70E740481C1C}">
                           <a14:useLocalDpi xmlns:a14="http://schemas.microsoft.com/office/drawing/2010/main" val="0"/>
@@ -2215,7 +3058,7 @@
                   <pic:spPr bwMode="auto">
                     <a:xfrm>
                       <a:off x="0" y="0"/>
-                      <a:ext cx="4715886" cy="2212778"/>
+                      <a:ext cx="4376332" cy="2053453"/>
                     </a:xfrm>
                     <a:prstGeom prst="rect">
                       <a:avLst/>
@@ -2294,7 +3137,7 @@
                     </pic:cNvPicPr>
                   </pic:nvPicPr>
                   <pic:blipFill>
-                    <a:blip r:embed="rId20">
+                    <a:blip r:embed="rId21">
                       <a:extLst>
                         <a:ext uri="{28A0092B-C50C-407E-A947-70E740481C1C}">
                           <a14:useLocalDpi xmlns:a14="http://schemas.microsoft.com/office/drawing/2010/main" val="0"/>
@@ -2335,7 +3178,6 @@
         </w:numPr>
       </w:pPr>
       <w:r>
-        <w:lastRenderedPageBreak/>
         <w:t>Wait till the dialog box prints ‘Finished’</w:t>
       </w:r>
     </w:p>
@@ -2348,9 +3190,9 @@
           <w:noProof/>
         </w:rPr>
         <w:drawing>
-          <wp:inline distT="0" distB="0" distL="0" distR="0" wp14:anchorId="5161D483" wp14:editId="4A417F36">
-            <wp:extent cx="3971499" cy="2229844"/>
-            <wp:effectExtent l="0" t="0" r="635" b="0"/>
+          <wp:inline distT="0" distB="0" distL="0" distR="0" wp14:anchorId="5161D483" wp14:editId="7FF0FA8B">
+            <wp:extent cx="4132284" cy="2320119"/>
+            <wp:effectExtent l="0" t="0" r="1905" b="4445"/>
             <wp:docPr id="7" name="Picture 7"/>
             <wp:cNvGraphicFramePr>
               <a:graphicFrameLocks xmlns:a="http://schemas.openxmlformats.org/drawingml/2006/main" noChangeAspect="1"/>
@@ -2360,177 +3202,6 @@
                 <pic:pic xmlns:pic="http://schemas.openxmlformats.org/drawingml/2006/picture">
                   <pic:nvPicPr>
                     <pic:cNvPr id="0" name="Picture 7"/>
-                    <pic:cNvPicPr>
-                      <a:picLocks noChangeAspect="1" noChangeArrowheads="1"/>
-                    </pic:cNvPicPr>
-                  </pic:nvPicPr>
-                  <pic:blipFill>
-                    <a:blip r:embed="rId21">
-                      <a:extLst>
-                        <a:ext uri="{28A0092B-C50C-407E-A947-70E740481C1C}">
-                          <a14:useLocalDpi xmlns:a14="http://schemas.microsoft.com/office/drawing/2010/main" val="0"/>
-                        </a:ext>
-                      </a:extLst>
-                    </a:blip>
-                    <a:srcRect/>
-                    <a:stretch>
-                      <a:fillRect/>
-                    </a:stretch>
-                  </pic:blipFill>
-                  <pic:spPr bwMode="auto">
-                    <a:xfrm>
-                      <a:off x="0" y="0"/>
-                      <a:ext cx="3971499" cy="2229844"/>
-                    </a:xfrm>
-                    <a:prstGeom prst="rect">
-                      <a:avLst/>
-                    </a:prstGeom>
-                    <a:noFill/>
-                    <a:ln>
-                      <a:noFill/>
-                    </a:ln>
-                  </pic:spPr>
-                </pic:pic>
-              </a:graphicData>
-            </a:graphic>
-          </wp:inline>
-        </w:drawing>
-      </w:r>
-    </w:p>
-    <w:p>
-      <w:pPr>
-        <w:pStyle w:val="Heading1"/>
-      </w:pPr>
-      <w:r>
-        <w:t xml:space="preserve">Step 7 – </w:t>
-      </w:r>
-      <w:r>
-        <w:t>r</w:t>
-      </w:r>
-      <w:r>
-        <w:t xml:space="preserve">esave the MVR sample dataset as </w:t>
-      </w:r>
-      <w:proofErr w:type="gramStart"/>
-      <w:r>
-        <w:t>‘.hdf</w:t>
-      </w:r>
-      <w:proofErr w:type="gramEnd"/>
-      <w:r>
-        <w:t>5’ format for viewing with ‘Bigdataviewer’ to check quality of coregistration between dOPM view 1&amp;2</w:t>
-      </w:r>
-    </w:p>
-    <w:p>
-      <w:pPr>
-        <w:pStyle w:val="ListParagraph"/>
-        <w:numPr>
-          <w:ilvl w:val="0"/>
-          <w:numId w:val="11"/>
-        </w:numPr>
-      </w:pPr>
-      <w:r>
-        <w:t>For the next step we want to manually resave the data in hdf5 format as this allows for fast visualisation of the data via the MVR application’s</w:t>
-      </w:r>
-      <w:r>
-        <w:t xml:space="preserve"> use of the</w:t>
-      </w:r>
-      <w:r>
-        <w:t xml:space="preserve"> </w:t>
-      </w:r>
-      <w:r>
-        <w:t>‘B</w:t>
-      </w:r>
-      <w:r>
-        <w:t>igdataviewer</w:t>
-      </w:r>
-      <w:r>
-        <w:t xml:space="preserve">’ </w:t>
-      </w:r>
-      <w:r>
-        <w:t>tool – see MVR documentation for details</w:t>
-      </w:r>
-      <w:r>
-        <w:t xml:space="preserve"> about Bigdataviewer.</w:t>
-      </w:r>
-    </w:p>
-    <w:p>
-      <w:pPr>
-        <w:pStyle w:val="ListParagraph"/>
-        <w:numPr>
-          <w:ilvl w:val="0"/>
-          <w:numId w:val="11"/>
-        </w:numPr>
-      </w:pPr>
-      <w:r>
-        <w:t>While for the</w:t>
-      </w:r>
-      <w:r>
-        <w:t xml:space="preserve"> bead data I setup the protocol in the code to automatically transform </w:t>
-      </w:r>
-      <w:r>
-        <w:t>raw</w:t>
-      </w:r>
-      <w:r>
-        <w:t xml:space="preserve"> data to hdf5 </w:t>
-      </w:r>
-      <w:r>
-        <w:t>for fast viewing with Bigdataviewer we do not do this automatically for the sample data</w:t>
-      </w:r>
-      <w:r>
-        <w:t xml:space="preserve">. This is because </w:t>
-      </w:r>
-      <w:r>
-        <w:t xml:space="preserve">while </w:t>
-      </w:r>
-      <w:r>
-        <w:t>the bead data will typically be a small, single time point dataset</w:t>
-      </w:r>
-      <w:r>
-        <w:t xml:space="preserve">, </w:t>
-      </w:r>
-      <w:r>
-        <w:t xml:space="preserve">the sample data could be huge </w:t>
-      </w:r>
-      <w:r>
-        <w:t xml:space="preserve">so converting to hdf5 will take a long time to process and fill up the storage space, </w:t>
-      </w:r>
-      <w:r>
-        <w:t>so this step is not automatic</w:t>
-      </w:r>
-      <w:r>
-        <w:t xml:space="preserve">. </w:t>
-      </w:r>
-    </w:p>
-    <w:p>
-      <w:pPr>
-        <w:pStyle w:val="ListParagraph"/>
-        <w:numPr>
-          <w:ilvl w:val="0"/>
-          <w:numId w:val="11"/>
-        </w:numPr>
-      </w:pPr>
-      <w:r>
-        <w:t>Follow the screenshot below to resave as hdf5</w:t>
-      </w:r>
-    </w:p>
-    <w:p>
-      <w:r>
-        <w:rPr>
-          <w:noProof/>
-        </w:rPr>
-        <w:lastRenderedPageBreak/>
-        <w:drawing>
-          <wp:inline distT="0" distB="0" distL="0" distR="0" wp14:anchorId="00258353" wp14:editId="7983FD95">
-            <wp:extent cx="4741532" cy="7124131"/>
-            <wp:effectExtent l="0" t="0" r="2540" b="635"/>
-            <wp:docPr id="8" name="Picture 8"/>
-            <wp:cNvGraphicFramePr>
-              <a:graphicFrameLocks xmlns:a="http://schemas.openxmlformats.org/drawingml/2006/main" noChangeAspect="1"/>
-            </wp:cNvGraphicFramePr>
-            <a:graphic xmlns:a="http://schemas.openxmlformats.org/drawingml/2006/main">
-              <a:graphicData uri="http://schemas.openxmlformats.org/drawingml/2006/picture">
-                <pic:pic xmlns:pic="http://schemas.openxmlformats.org/drawingml/2006/picture">
-                  <pic:nvPicPr>
-                    <pic:cNvPr id="0" name="Picture 8"/>
                     <pic:cNvPicPr>
                       <a:picLocks noChangeAspect="1" noChangeArrowheads="1"/>
                     </pic:cNvPicPr>
@@ -2551,7 +3222,7 @@
                   <pic:spPr bwMode="auto">
                     <a:xfrm>
                       <a:off x="0" y="0"/>
-                      <a:ext cx="4741532" cy="7124131"/>
+                      <a:ext cx="4165319" cy="2338667"/>
                     </a:xfrm>
                     <a:prstGeom prst="rect">
                       <a:avLst/>
@@ -2570,20 +3241,60 @@
     </w:p>
     <w:p>
       <w:pPr>
+        <w:pStyle w:val="Heading1"/>
+      </w:pPr>
+      <w:bookmarkStart w:id="7" w:name="_Toc137062649"/>
+      <w:r>
+        <w:lastRenderedPageBreak/>
+        <w:t xml:space="preserve">Step 7 – </w:t>
+      </w:r>
+      <w:r>
+        <w:t>r</w:t>
+      </w:r>
+      <w:r>
+        <w:t xml:space="preserve">esave the MVR sample dataset as </w:t>
+      </w:r>
+      <w:proofErr w:type="gramStart"/>
+      <w:r>
+        <w:t>‘.hdf</w:t>
+      </w:r>
+      <w:proofErr w:type="gramEnd"/>
+      <w:r>
+        <w:t>5’ format for viewing with ‘Bigdataviewer’ to check quality of coregistration between dOPM view 1&amp;2</w:t>
+      </w:r>
+      <w:bookmarkEnd w:id="7"/>
+    </w:p>
+    <w:p>
+      <w:pPr>
         <w:pStyle w:val="ListParagraph"/>
         <w:numPr>
           <w:ilvl w:val="0"/>
-          <w:numId w:val="14"/>
+          <w:numId w:val="11"/>
         </w:numPr>
       </w:pPr>
       <w:r>
-        <w:t xml:space="preserve">The next dialog box that appears asks for location of data, go to the data </w:t>
-      </w:r>
-      <w:r>
-        <w:t>folder,</w:t>
-      </w:r>
-      <w:r>
-        <w:t xml:space="preserve"> and click on the xml</w:t>
+        <w:t>For the next step we want to manually resave the data in hdf5 format as this allows for fast visualisation of the data via the MVR application’s</w:t>
+      </w:r>
+      <w:r>
+        <w:t xml:space="preserve"> use of the</w:t>
+      </w:r>
+      <w:r>
+        <w:t xml:space="preserve"> </w:t>
+      </w:r>
+      <w:r>
+        <w:t>‘B</w:t>
+      </w:r>
+      <w:r>
+        <w:t>igdataviewer</w:t>
+      </w:r>
+      <w:r>
+        <w:t xml:space="preserve">’ </w:t>
+      </w:r>
+      <w:r>
+        <w:t>tool – see MVR documentation for details</w:t>
+      </w:r>
+      <w:r>
+        <w:t xml:space="preserve"> about Bigdataviewer.</w:t>
       </w:r>
     </w:p>
     <w:p>
@@ -2591,11 +3302,59 @@
         <w:pStyle w:val="ListParagraph"/>
         <w:numPr>
           <w:ilvl w:val="0"/>
-          <w:numId w:val="14"/>
+          <w:numId w:val="11"/>
         </w:numPr>
       </w:pPr>
       <w:r>
-        <w:t>Resave for all angles, channels etc</w:t>
+        <w:t>While for the</w:t>
+      </w:r>
+      <w:r>
+        <w:t xml:space="preserve"> bead data I setup the protocol in the code to automatically transform </w:t>
+      </w:r>
+      <w:r>
+        <w:t>raw</w:t>
+      </w:r>
+      <w:r>
+        <w:t xml:space="preserve"> data to hdf5 </w:t>
+      </w:r>
+      <w:r>
+        <w:t>for fast viewing with Bigdataviewer we do not do this automatically for the sample data</w:t>
+      </w:r>
+      <w:r>
+        <w:t xml:space="preserve">. This is because </w:t>
+      </w:r>
+      <w:r>
+        <w:t xml:space="preserve">while </w:t>
+      </w:r>
+      <w:r>
+        <w:t>the bead data will typically be a small, single time point dataset</w:t>
+      </w:r>
+      <w:r>
+        <w:t xml:space="preserve">, </w:t>
+      </w:r>
+      <w:r>
+        <w:t xml:space="preserve">the sample data could be huge </w:t>
+      </w:r>
+      <w:r>
+        <w:t xml:space="preserve">so converting to hdf5 will take a long time to process and fill up the storage space, </w:t>
+      </w:r>
+      <w:r>
+        <w:t>so this step is not automatic</w:t>
+      </w:r>
+      <w:r>
+        <w:t xml:space="preserve">. </w:t>
+      </w:r>
+    </w:p>
+    <w:p>
+      <w:pPr>
+        <w:pStyle w:val="ListParagraph"/>
+        <w:numPr>
+          <w:ilvl w:val="0"/>
+          <w:numId w:val="11"/>
+        </w:numPr>
+      </w:pPr>
+      <w:r>
+        <w:t>Follow the screenshot below to resave as hdf5</w:t>
       </w:r>
     </w:p>
     <w:p>
@@ -2606,12 +3365,11 @@
         <w:rPr>
           <w:noProof/>
         </w:rPr>
-        <w:lastRenderedPageBreak/>
         <w:drawing>
-          <wp:inline distT="0" distB="0" distL="0" distR="0" wp14:anchorId="29F9BA49" wp14:editId="4A263F49">
-            <wp:extent cx="4878773" cy="3125337"/>
+          <wp:inline distT="0" distB="0" distL="0" distR="0" wp14:anchorId="00258353" wp14:editId="63428792">
+            <wp:extent cx="3794077" cy="5700581"/>
             <wp:effectExtent l="0" t="0" r="0" b="0"/>
-            <wp:docPr id="9" name="Picture 9"/>
+            <wp:docPr id="8" name="Picture 8"/>
             <wp:cNvGraphicFramePr>
               <a:graphicFrameLocks xmlns:a="http://schemas.openxmlformats.org/drawingml/2006/main" noChangeAspect="1"/>
             </wp:cNvGraphicFramePr>
@@ -2619,7 +3377,7 @@
               <a:graphicData uri="http://schemas.openxmlformats.org/drawingml/2006/picture">
                 <pic:pic xmlns:pic="http://schemas.openxmlformats.org/drawingml/2006/picture">
                   <pic:nvPicPr>
-                    <pic:cNvPr id="0" name="Picture 9"/>
+                    <pic:cNvPr id="0" name="Picture 8"/>
                     <pic:cNvPicPr>
                       <a:picLocks noChangeAspect="1" noChangeArrowheads="1"/>
                     </pic:cNvPicPr>
@@ -2640,7 +3398,7 @@
                   <pic:spPr bwMode="auto">
                     <a:xfrm>
                       <a:off x="0" y="0"/>
-                      <a:ext cx="4885423" cy="3129597"/>
+                      <a:ext cx="3819056" cy="5738112"/>
                     </a:xfrm>
                     <a:prstGeom prst="rect">
                       <a:avLst/>
@@ -2662,19 +3420,33 @@
         <w:pStyle w:val="ListParagraph"/>
         <w:numPr>
           <w:ilvl w:val="0"/>
-          <w:numId w:val="15"/>
+          <w:numId w:val="14"/>
         </w:numPr>
       </w:pPr>
       <w:r>
-        <w:t xml:space="preserve">Next use the default export settings, </w:t>
-      </w:r>
-      <w:proofErr w:type="gramStart"/>
-      <w:r>
-        <w:t>don’t</w:t>
-      </w:r>
-      <w:proofErr w:type="gramEnd"/>
-      <w:r>
-        <w:t xml:space="preserve"> change anything – keep it same as the screenshot below</w:t>
+        <w:t xml:space="preserve">The next dialog box that appears asks for location of data, go to the data </w:t>
+      </w:r>
+      <w:r>
+        <w:t>folder,</w:t>
+      </w:r>
+      <w:r>
+        <w:t xml:space="preserve"> and click on the xml</w:t>
+      </w:r>
+    </w:p>
+    <w:p>
+      <w:pPr>
+        <w:pStyle w:val="ListParagraph"/>
+        <w:numPr>
+          <w:ilvl w:val="0"/>
+          <w:numId w:val="14"/>
+        </w:numPr>
+      </w:pPr>
+      <w:r>
+        <w:lastRenderedPageBreak/>
+        <w:t>Resave for all angles, channels</w:t>
+      </w:r>
+      <w:r>
+        <w:t>, all dimensions – the entire dataset</w:t>
       </w:r>
     </w:p>
     <w:p>
@@ -2686,10 +3458,10 @@
           <w:noProof/>
         </w:rPr>
         <w:drawing>
-          <wp:inline distT="0" distB="0" distL="0" distR="0" wp14:anchorId="5A383715" wp14:editId="6EAB57D0">
-            <wp:extent cx="4551879" cy="4117861"/>
-            <wp:effectExtent l="0" t="0" r="1270" b="0"/>
-            <wp:docPr id="12" name="Picture 12" descr="A screenshot of a computer&#10;&#10;Description automatically generated with medium confidence"/>
+          <wp:inline distT="0" distB="0" distL="0" distR="0" wp14:anchorId="29F9BA49" wp14:editId="7F4A9804">
+            <wp:extent cx="4878773" cy="3125337"/>
+            <wp:effectExtent l="0" t="0" r="0" b="0"/>
+            <wp:docPr id="9" name="Picture 9"/>
             <wp:cNvGraphicFramePr>
               <a:graphicFrameLocks xmlns:a="http://schemas.openxmlformats.org/drawingml/2006/main" noChangeAspect="1"/>
             </wp:cNvGraphicFramePr>
@@ -2697,7 +3469,7 @@
               <a:graphicData uri="http://schemas.openxmlformats.org/drawingml/2006/picture">
                 <pic:pic xmlns:pic="http://schemas.openxmlformats.org/drawingml/2006/picture">
                   <pic:nvPicPr>
-                    <pic:cNvPr id="12" name="Picture 12" descr="A screenshot of a computer&#10;&#10;Description automatically generated with medium confidence"/>
+                    <pic:cNvPr id="0" name="Picture 9"/>
                     <pic:cNvPicPr>
                       <a:picLocks noChangeAspect="1" noChangeArrowheads="1"/>
                     </pic:cNvPicPr>
@@ -2718,7 +3490,7 @@
                   <pic:spPr bwMode="auto">
                     <a:xfrm>
                       <a:off x="0" y="0"/>
-                      <a:ext cx="4564733" cy="4129489"/>
+                      <a:ext cx="4898155" cy="3137753"/>
                     </a:xfrm>
                     <a:prstGeom prst="rect">
                       <a:avLst/>
@@ -2735,52 +3507,22 @@
         </w:drawing>
       </w:r>
     </w:p>
-    <w:p/>
-    <w:p/>
-    <w:p/>
-    <w:p>
-      <w:pPr>
-        <w:pStyle w:val="Heading1"/>
-      </w:pPr>
-      <w:r>
-        <w:lastRenderedPageBreak/>
-        <w:t xml:space="preserve">Step 8 - </w:t>
-      </w:r>
-      <w:r>
-        <w:t xml:space="preserve">Visually </w:t>
-      </w:r>
-      <w:r>
-        <w:t>inspect coregistration</w:t>
-      </w:r>
-      <w:r>
-        <w:t xml:space="preserve"> quality</w:t>
-      </w:r>
-      <w:r>
-        <w:t xml:space="preserve"> of sample data </w:t>
-      </w:r>
-    </w:p>
     <w:p>
       <w:pPr>
         <w:pStyle w:val="ListParagraph"/>
         <w:numPr>
           <w:ilvl w:val="0"/>
-          <w:numId w:val="12"/>
+          <w:numId w:val="15"/>
         </w:numPr>
       </w:pPr>
       <w:r>
-        <w:t>Now open the dataset as usual, the dataset.xml now contains instructions to expect a hdf5 dataset instead of the raw dataset in the data folder. The data will be automatically shown in the</w:t>
-      </w:r>
-      <w:r>
-        <w:t xml:space="preserve"> ‘</w:t>
-      </w:r>
-      <w:r>
-        <w:t>Bigdataviewer</w:t>
-      </w:r>
-      <w:r>
-        <w:t>’</w:t>
-      </w:r>
-      <w:r>
-        <w:t xml:space="preserve"> tool for visualisation</w:t>
+        <w:t xml:space="preserve">Next use the default export settings, </w:t>
+      </w:r>
+      <w:r>
+        <w:t>do not</w:t>
+      </w:r>
+      <w:r>
+        <w:t xml:space="preserve"> change anything – keep it same as the screenshot below</w:t>
       </w:r>
     </w:p>
     <w:p>
@@ -2792,10 +3534,10 @@
           <w:noProof/>
         </w:rPr>
         <w:drawing>
-          <wp:inline distT="0" distB="0" distL="0" distR="0" wp14:anchorId="7FCBE9A9" wp14:editId="30BC18B0">
-            <wp:extent cx="4763069" cy="7291221"/>
-            <wp:effectExtent l="0" t="0" r="0" b="5080"/>
-            <wp:docPr id="10" name="Picture 10"/>
+          <wp:inline distT="0" distB="0" distL="0" distR="0" wp14:anchorId="5A383715" wp14:editId="3B420861">
+            <wp:extent cx="4480608" cy="4053385"/>
+            <wp:effectExtent l="0" t="0" r="0" b="4445"/>
+            <wp:docPr id="12" name="Picture 12" descr="A screenshot of a computer&#10;&#10;Description automatically generated with medium confidence"/>
             <wp:cNvGraphicFramePr>
               <a:graphicFrameLocks xmlns:a="http://schemas.openxmlformats.org/drawingml/2006/main" noChangeAspect="1"/>
             </wp:cNvGraphicFramePr>
@@ -2803,13 +3545,13 @@
               <a:graphicData uri="http://schemas.openxmlformats.org/drawingml/2006/picture">
                 <pic:pic xmlns:pic="http://schemas.openxmlformats.org/drawingml/2006/picture">
                   <pic:nvPicPr>
-                    <pic:cNvPr id="0" name="Picture 10"/>
+                    <pic:cNvPr id="12" name="Picture 12" descr="A screenshot of a computer&#10;&#10;Description automatically generated with medium confidence"/>
                     <pic:cNvPicPr>
                       <a:picLocks noChangeAspect="1" noChangeArrowheads="1"/>
                     </pic:cNvPicPr>
                   </pic:nvPicPr>
                   <pic:blipFill>
-                    <a:blip r:embed="rId16">
+                    <a:blip r:embed="rId25">
                       <a:extLst>
                         <a:ext uri="{28A0092B-C50C-407E-A947-70E740481C1C}">
                           <a14:useLocalDpi xmlns:a14="http://schemas.microsoft.com/office/drawing/2010/main" val="0"/>
@@ -2824,7 +3566,7 @@
                   <pic:spPr bwMode="auto">
                     <a:xfrm>
                       <a:off x="0" y="0"/>
-                      <a:ext cx="4782723" cy="7321308"/>
+                      <a:ext cx="4506956" cy="4077221"/>
                     </a:xfrm>
                     <a:prstGeom prst="rect">
                       <a:avLst/>
@@ -2843,6 +3585,32 @@
     </w:p>
     <w:p>
       <w:pPr>
+        <w:pStyle w:val="Heading1"/>
+      </w:pPr>
+      <w:bookmarkStart w:id="8" w:name="_Toc137062650"/>
+      <w:r>
+        <w:lastRenderedPageBreak/>
+        <w:t xml:space="preserve">Step 8 - </w:t>
+      </w:r>
+      <w:r>
+        <w:t xml:space="preserve">Visually </w:t>
+      </w:r>
+      <w:r>
+        <w:t>inspect coregistration</w:t>
+      </w:r>
+      <w:r>
+        <w:t xml:space="preserve"> quality</w:t>
+      </w:r>
+      <w:r>
+        <w:t xml:space="preserve"> of sample data</w:t>
+      </w:r>
+      <w:bookmarkEnd w:id="8"/>
+      <w:r>
+        <w:t xml:space="preserve"> </w:t>
+      </w:r>
+    </w:p>
+    <w:p>
+      <w:pPr>
         <w:pStyle w:val="ListParagraph"/>
         <w:numPr>
           <w:ilvl w:val="0"/>
@@ -2850,20 +3618,40 @@
         </w:numPr>
       </w:pPr>
       <w:r>
-        <w:t>Click on the dataset as usual once the GUI below appears</w:t>
-      </w:r>
-    </w:p>
-    <w:p>
+        <w:t xml:space="preserve">Now open the dataset as </w:t>
+      </w:r>
+      <w:r>
+        <w:t>in6 Step 4, the</w:t>
+      </w:r>
+      <w:r>
+        <w:t xml:space="preserve"> dataset.xml now contains instructions to expect a hdf5 dataset instead of the raw dataset in the data folder. The data will be automatically shown in the</w:t>
+      </w:r>
+      <w:r>
+        <w:t xml:space="preserve"> ‘</w:t>
+      </w:r>
+      <w:r>
+        <w:t>Bigdataviewer</w:t>
+      </w:r>
+      <w:r>
+        <w:t>’</w:t>
+      </w:r>
+      <w:r>
+        <w:t xml:space="preserve"> tool for visualisation</w:t>
+      </w:r>
+    </w:p>
+    <w:p>
+      <w:pPr>
+        <w:jc w:val="center"/>
+      </w:pPr>
       <w:r>
         <w:rPr>
           <w:noProof/>
         </w:rPr>
-        <w:lastRenderedPageBreak/>
         <w:drawing>
-          <wp:inline distT="0" distB="0" distL="0" distR="0" wp14:anchorId="4350FA5C" wp14:editId="01A13C16">
-            <wp:extent cx="5104263" cy="2632815"/>
-            <wp:effectExtent l="0" t="0" r="1270" b="0"/>
-            <wp:docPr id="11" name="Picture 11"/>
+          <wp:inline distT="0" distB="0" distL="0" distR="0" wp14:anchorId="7FCBE9A9" wp14:editId="6AC29E17">
+            <wp:extent cx="3200681" cy="4899546"/>
+            <wp:effectExtent l="0" t="0" r="0" b="0"/>
+            <wp:docPr id="10" name="Picture 10"/>
             <wp:cNvGraphicFramePr>
               <a:graphicFrameLocks xmlns:a="http://schemas.openxmlformats.org/drawingml/2006/main" noChangeAspect="1"/>
             </wp:cNvGraphicFramePr>
@@ -2871,7 +3659,7 @@
               <a:graphicData uri="http://schemas.openxmlformats.org/drawingml/2006/picture">
                 <pic:pic xmlns:pic="http://schemas.openxmlformats.org/drawingml/2006/picture">
                   <pic:nvPicPr>
-                    <pic:cNvPr id="0" name="Picture 11"/>
+                    <pic:cNvPr id="0" name="Picture 10"/>
                     <pic:cNvPicPr>
                       <a:picLocks noChangeAspect="1" noChangeArrowheads="1"/>
                     </pic:cNvPicPr>
@@ -2892,7 +3680,7 @@
                   <pic:spPr bwMode="auto">
                     <a:xfrm>
                       <a:off x="0" y="0"/>
-                      <a:ext cx="5110465" cy="2636014"/>
+                      <a:ext cx="3218743" cy="4927195"/>
                     </a:xfrm>
                     <a:prstGeom prst="rect">
                       <a:avLst/>
@@ -2918,35 +3706,19 @@
         </w:numPr>
       </w:pPr>
       <w:r>
-        <w:t xml:space="preserve">Worth remembering that we copied </w:t>
-      </w:r>
-      <w:proofErr w:type="gramStart"/>
-      <w:r>
-        <w:t>all of</w:t>
-      </w:r>
-      <w:proofErr w:type="gramEnd"/>
-      <w:r>
-        <w:t xml:space="preserve"> the affine transformations applied to the bead dataset including </w:t>
-      </w:r>
-      <w:proofErr w:type="spellStart"/>
-      <w:r>
-        <w:t>deskewing</w:t>
-      </w:r>
-      <w:proofErr w:type="spellEnd"/>
-      <w:r>
-        <w:t xml:space="preserve"> and </w:t>
-      </w:r>
-      <w:r>
-        <w:t>bead-based</w:t>
-      </w:r>
-      <w:r>
-        <w:t xml:space="preserve"> registration and applied it to the sample data. If the alignment is not as </w:t>
-      </w:r>
-      <w:r>
-        <w:t>expected,</w:t>
-      </w:r>
-      <w:r>
-        <w:t xml:space="preserve"> then it might indicate that the sample data and bead data were not recorded under identical acquisition settings and optical alignment.</w:t>
+        <w:t xml:space="preserve">Click on the dataset </w:t>
+      </w:r>
+      <w:r>
+        <w:t>path and load once</w:t>
+      </w:r>
+      <w:r>
+        <w:t xml:space="preserve"> GUI</w:t>
+      </w:r>
+      <w:r>
+        <w:t xml:space="preserve"> dialog appears</w:t>
+      </w:r>
+      <w:r>
+        <w:t xml:space="preserve"> below appears</w:t>
       </w:r>
     </w:p>
     <w:p>
@@ -2958,10 +3730,10 @@
           <w:noProof/>
         </w:rPr>
         <w:drawing>
-          <wp:inline distT="0" distB="0" distL="0" distR="0" wp14:anchorId="4133BD33" wp14:editId="2B3C0A7A">
-            <wp:extent cx="4026089" cy="5225205"/>
-            <wp:effectExtent l="0" t="0" r="0" b="0"/>
-            <wp:docPr id="14" name="Picture 14"/>
+          <wp:inline distT="0" distB="0" distL="0" distR="0" wp14:anchorId="4350FA5C" wp14:editId="118B1A3E">
+            <wp:extent cx="4531057" cy="2337151"/>
+            <wp:effectExtent l="0" t="0" r="3175" b="6350"/>
+            <wp:docPr id="11" name="Picture 11"/>
             <wp:cNvGraphicFramePr>
               <a:graphicFrameLocks xmlns:a="http://schemas.openxmlformats.org/drawingml/2006/main" noChangeAspect="1"/>
             </wp:cNvGraphicFramePr>
@@ -2969,13 +3741,13 @@
               <a:graphicData uri="http://schemas.openxmlformats.org/drawingml/2006/picture">
                 <pic:pic xmlns:pic="http://schemas.openxmlformats.org/drawingml/2006/picture">
                   <pic:nvPicPr>
-                    <pic:cNvPr id="0" name="Picture 14"/>
+                    <pic:cNvPr id="0" name="Picture 11"/>
                     <pic:cNvPicPr>
                       <a:picLocks noChangeAspect="1" noChangeArrowheads="1"/>
                     </pic:cNvPicPr>
                   </pic:nvPicPr>
                   <pic:blipFill>
-                    <a:blip r:embed="rId25">
+                    <a:blip r:embed="rId18">
                       <a:extLst>
                         <a:ext uri="{28A0092B-C50C-407E-A947-70E740481C1C}">
                           <a14:useLocalDpi xmlns:a14="http://schemas.microsoft.com/office/drawing/2010/main" val="0"/>
@@ -2990,7 +3762,7 @@
                   <pic:spPr bwMode="auto">
                     <a:xfrm>
                       <a:off x="0" y="0"/>
-                      <a:ext cx="4036923" cy="5239265"/>
+                      <a:ext cx="4545751" cy="2344730"/>
                     </a:xfrm>
                     <a:prstGeom prst="rect">
                       <a:avLst/>
@@ -3009,36 +3781,65 @@
     </w:p>
     <w:p>
       <w:pPr>
-        <w:pStyle w:val="Heading1"/>
+        <w:pStyle w:val="ListParagraph"/>
+        <w:numPr>
+          <w:ilvl w:val="0"/>
+          <w:numId w:val="12"/>
+        </w:numPr>
       </w:pPr>
       <w:r>
         <w:lastRenderedPageBreak/>
-        <w:t xml:space="preserve">Step </w:t>
-      </w:r>
-      <w:r>
-        <w:t>9</w:t>
-      </w:r>
-      <w:r>
-        <w:t xml:space="preserve"> - </w:t>
-      </w:r>
-      <w:r>
-        <w:rPr>
-          <w:rFonts w:cstheme="majorHAnsi"/>
-        </w:rPr>
-        <w:t>Define a bounding box to crop out a sub-volume</w:t>
-      </w:r>
-    </w:p>
-    <w:p/>
-    <w:p>
+        <w:t xml:space="preserve">Worth remembering that we copied </w:t>
+      </w:r>
+      <w:r>
+        <w:t>all</w:t>
+      </w:r>
+      <w:r>
+        <w:t xml:space="preserve"> the affine transformations applied to the bead dataset including </w:t>
+      </w:r>
+      <w:proofErr w:type="spellStart"/>
+      <w:r>
+        <w:t>deskewing</w:t>
+      </w:r>
+      <w:proofErr w:type="spellEnd"/>
+      <w:r>
+        <w:t xml:space="preserve"> and bead-based registration and applied it to the sample data. If the alignment is not as expected, then it might indicate that the sample data and bead data were not recorded under identical acquisition settings and optical alignment.</w:t>
+      </w:r>
+    </w:p>
+    <w:p>
+      <w:pPr>
+        <w:pStyle w:val="ListParagraph"/>
+        <w:numPr>
+          <w:ilvl w:val="0"/>
+          <w:numId w:val="12"/>
+        </w:numPr>
+      </w:pPr>
+      <w:r>
+        <w:t>The screen shot below shows the ImageJ MVR plugin application for viewing the data</w:t>
+      </w:r>
+      <w:r>
+        <w:t>. E</w:t>
+      </w:r>
+      <w:r>
+        <w:t>xplore this tool and the online help to understand it better</w:t>
+      </w:r>
+      <w:r>
+        <w:t>.</w:t>
+      </w:r>
+    </w:p>
+    <w:p>
+      <w:pPr>
+        <w:jc w:val="center"/>
+      </w:pPr>
       <w:r>
         <w:rPr>
           <w:noProof/>
         </w:rPr>
         <w:drawing>
-          <wp:inline distT="0" distB="0" distL="0" distR="0" wp14:anchorId="533B3094" wp14:editId="201509B6">
-            <wp:extent cx="4804012" cy="1334892"/>
+          <wp:inline distT="0" distB="0" distL="0" distR="0" wp14:anchorId="4133BD33" wp14:editId="0E11BA7B">
+            <wp:extent cx="3684896" cy="4782392"/>
             <wp:effectExtent l="0" t="0" r="0" b="0"/>
-            <wp:docPr id="13" name="Picture 13" descr="A screenshot of a computer&#10;&#10;Description automatically generated"/>
+            <wp:docPr id="14" name="Picture 14"/>
             <wp:cNvGraphicFramePr>
               <a:graphicFrameLocks xmlns:a="http://schemas.openxmlformats.org/drawingml/2006/main" noChangeAspect="1"/>
             </wp:cNvGraphicFramePr>
@@ -3046,7 +3847,7 @@
               <a:graphicData uri="http://schemas.openxmlformats.org/drawingml/2006/picture">
                 <pic:pic xmlns:pic="http://schemas.openxmlformats.org/drawingml/2006/picture">
                   <pic:nvPicPr>
-                    <pic:cNvPr id="13" name="Picture 13" descr="A screenshot of a computer&#10;&#10;Description automatically generated"/>
+                    <pic:cNvPr id="0" name="Picture 14"/>
                     <pic:cNvPicPr>
                       <a:picLocks noChangeAspect="1" noChangeArrowheads="1"/>
                     </pic:cNvPicPr>
@@ -3067,7 +3868,7 @@
                   <pic:spPr bwMode="auto">
                     <a:xfrm>
                       <a:off x="0" y="0"/>
-                      <a:ext cx="4809727" cy="1336480"/>
+                      <a:ext cx="3698276" cy="4799757"/>
                     </a:xfrm>
                     <a:prstGeom prst="rect">
                       <a:avLst/>
@@ -3086,50 +3887,39 @@
     </w:p>
     <w:p>
       <w:pPr>
-        <w:pStyle w:val="ListParagraph"/>
-        <w:numPr>
-          <w:ilvl w:val="0"/>
-          <w:numId w:val="12"/>
-        </w:numPr>
-      </w:pPr>
-      <w:r>
-        <w:rPr>
-          <w:rFonts w:asciiTheme="majorHAnsi" w:hAnsiTheme="majorHAnsi" w:cstheme="majorHAnsi"/>
-        </w:rPr>
-        <w:t>Click on the ‘define bounding box’ option</w:t>
-      </w:r>
-    </w:p>
-    <w:p>
-      <w:pPr>
-        <w:pStyle w:val="ListParagraph"/>
-        <w:numPr>
-          <w:ilvl w:val="0"/>
-          <w:numId w:val="12"/>
-        </w:numPr>
-      </w:pPr>
-      <w:r>
-        <w:rPr>
-          <w:rFonts w:asciiTheme="majorHAnsi" w:hAnsiTheme="majorHAnsi" w:cstheme="majorHAnsi"/>
-        </w:rPr>
-        <w:t xml:space="preserve">This step uses the MVR bead dataset that includes the ‘hdf5’ file for fast viewing with the ‘Bigdataviewer’ tool while defining a bounding box using some a GUI with sliders and </w:t>
-      </w:r>
-      <w:r>
-        <w:rPr>
-          <w:rFonts w:asciiTheme="majorHAnsi" w:hAnsiTheme="majorHAnsi" w:cstheme="majorHAnsi"/>
-        </w:rPr>
-        <w:t xml:space="preserve">visualising the extent of the bounding box as a green wire frame </w:t>
-      </w:r>
-    </w:p>
-    <w:p>
+        <w:pStyle w:val="Heading1"/>
+      </w:pPr>
+      <w:bookmarkStart w:id="9" w:name="_Toc137062651"/>
+      <w:r>
+        <w:t xml:space="preserve">Step 9 - </w:t>
+      </w:r>
+      <w:r>
+        <w:rPr>
+          <w:rFonts w:cstheme="majorHAnsi"/>
+        </w:rPr>
+        <w:t>Define a bounding box to crop out a sub-volume</w:t>
+      </w:r>
+      <w:r>
+        <w:rPr>
+          <w:rFonts w:cstheme="majorHAnsi"/>
+        </w:rPr>
+        <w:t>, optional step</w:t>
+      </w:r>
+      <w:bookmarkEnd w:id="9"/>
+    </w:p>
+    <w:p>
+      <w:pPr>
+        <w:jc w:val="center"/>
+      </w:pPr>
       <w:r>
         <w:rPr>
           <w:noProof/>
         </w:rPr>
         <w:drawing>
-          <wp:inline distT="0" distB="0" distL="0" distR="0" wp14:anchorId="56B6AD24" wp14:editId="6E911DCF">
-            <wp:extent cx="4176215" cy="5968999"/>
+          <wp:inline distT="0" distB="0" distL="0" distR="0" wp14:anchorId="533B3094" wp14:editId="44002E57">
+            <wp:extent cx="5697411" cy="1583140"/>
             <wp:effectExtent l="0" t="0" r="0" b="0"/>
-            <wp:docPr id="15" name="Picture 15"/>
+            <wp:docPr id="13" name="Picture 13" descr="A screenshot of a computer&#10;&#10;Description automatically generated"/>
             <wp:cNvGraphicFramePr>
               <a:graphicFrameLocks xmlns:a="http://schemas.openxmlformats.org/drawingml/2006/main" noChangeAspect="1"/>
             </wp:cNvGraphicFramePr>
@@ -3137,7 +3927,7 @@
               <a:graphicData uri="http://schemas.openxmlformats.org/drawingml/2006/picture">
                 <pic:pic xmlns:pic="http://schemas.openxmlformats.org/drawingml/2006/picture">
                   <pic:nvPicPr>
-                    <pic:cNvPr id="0" name="Picture 15"/>
+                    <pic:cNvPr id="13" name="Picture 13" descr="A screenshot of a computer&#10;&#10;Description automatically generated"/>
                     <pic:cNvPicPr>
                       <a:picLocks noChangeAspect="1" noChangeArrowheads="1"/>
                     </pic:cNvPicPr>
@@ -3158,7 +3948,7 @@
                   <pic:spPr bwMode="auto">
                     <a:xfrm>
                       <a:off x="0" y="0"/>
-                      <a:ext cx="4188746" cy="5986910"/>
+                      <a:ext cx="5785763" cy="1607690"/>
                     </a:xfrm>
                     <a:prstGeom prst="rect">
                       <a:avLst/>
@@ -3177,30 +3967,126 @@
     </w:p>
     <w:p>
       <w:pPr>
-        <w:pStyle w:val="Heading1"/>
-      </w:pPr>
-      <w:r>
+        <w:pStyle w:val="ListParagraph"/>
+        <w:numPr>
+          <w:ilvl w:val="0"/>
+          <w:numId w:val="12"/>
+        </w:numPr>
+      </w:pPr>
+      <w:r>
+        <w:rPr>
+          <w:rFonts w:asciiTheme="majorHAnsi" w:hAnsiTheme="majorHAnsi" w:cstheme="majorHAnsi"/>
+        </w:rPr>
+        <w:t>Click on the ‘define bounding box’ option</w:t>
+      </w:r>
+    </w:p>
+    <w:p>
+      <w:pPr>
+        <w:pStyle w:val="ListParagraph"/>
+        <w:numPr>
+          <w:ilvl w:val="0"/>
+          <w:numId w:val="12"/>
+        </w:numPr>
+      </w:pPr>
+      <w:r>
+        <w:rPr>
+          <w:rFonts w:asciiTheme="majorHAnsi" w:hAnsiTheme="majorHAnsi" w:cstheme="majorHAnsi"/>
+        </w:rPr>
         <w:lastRenderedPageBreak/>
-        <w:t xml:space="preserve">Step 10 - </w:t>
-      </w:r>
-      <w:r>
-        <w:t xml:space="preserve">Extract processed single view or fused datasets </w:t>
-      </w:r>
-      <w:r>
-        <w:t>for generic downstream processing of 3D datasets</w:t>
-      </w:r>
-    </w:p>
-    <w:p/>
-    <w:p>
+        <w:t xml:space="preserve">This step uses the MVR bead dataset that includes the ‘hdf5’ file for fast viewing with the ‘Bigdataviewer’ tool while defining a bounding box using </w:t>
+      </w:r>
+      <w:r>
+        <w:rPr>
+          <w:rFonts w:asciiTheme="majorHAnsi" w:hAnsiTheme="majorHAnsi" w:cstheme="majorHAnsi"/>
+        </w:rPr>
+        <w:t>a</w:t>
+      </w:r>
+      <w:r>
+        <w:rPr>
+          <w:rFonts w:asciiTheme="majorHAnsi" w:hAnsiTheme="majorHAnsi" w:cstheme="majorHAnsi"/>
+        </w:rPr>
+        <w:t xml:space="preserve"> GUI with sliders</w:t>
+      </w:r>
+      <w:r>
+        <w:rPr>
+          <w:rFonts w:asciiTheme="majorHAnsi" w:hAnsiTheme="majorHAnsi" w:cstheme="majorHAnsi"/>
+        </w:rPr>
+        <w:t xml:space="preserve"> for changing the bounding box dimensions</w:t>
+      </w:r>
+      <w:r>
+        <w:rPr>
+          <w:rFonts w:asciiTheme="majorHAnsi" w:hAnsiTheme="majorHAnsi" w:cstheme="majorHAnsi"/>
+        </w:rPr>
+        <w:t xml:space="preserve"> and </w:t>
+      </w:r>
+      <w:r>
+        <w:rPr>
+          <w:rFonts w:asciiTheme="majorHAnsi" w:hAnsiTheme="majorHAnsi" w:cstheme="majorHAnsi"/>
+        </w:rPr>
+        <w:t>visualising the extent of the bounding box</w:t>
+      </w:r>
+      <w:r>
+        <w:rPr>
+          <w:rFonts w:asciiTheme="majorHAnsi" w:hAnsiTheme="majorHAnsi" w:cstheme="majorHAnsi"/>
+        </w:rPr>
+        <w:t xml:space="preserve"> for cropping</w:t>
+      </w:r>
+      <w:r>
+        <w:rPr>
+          <w:rFonts w:asciiTheme="majorHAnsi" w:hAnsiTheme="majorHAnsi" w:cstheme="majorHAnsi"/>
+        </w:rPr>
+        <w:t xml:space="preserve"> as a green wire frame</w:t>
+      </w:r>
+      <w:r>
+        <w:rPr>
+          <w:rFonts w:asciiTheme="majorHAnsi" w:hAnsiTheme="majorHAnsi" w:cstheme="majorHAnsi"/>
+        </w:rPr>
+        <w:t xml:space="preserve">. The purple shows the perspective of the plane being intersected from the current </w:t>
+      </w:r>
+      <w:r>
+        <w:rPr>
+          <w:rFonts w:asciiTheme="majorHAnsi" w:hAnsiTheme="majorHAnsi" w:cstheme="majorHAnsi"/>
+        </w:rPr>
+        <w:t xml:space="preserve">rendering of the </w:t>
+      </w:r>
+      <w:r>
+        <w:rPr>
+          <w:rFonts w:asciiTheme="majorHAnsi" w:hAnsiTheme="majorHAnsi" w:cstheme="majorHAnsi"/>
+        </w:rPr>
+        <w:t>3D orientation</w:t>
+      </w:r>
+    </w:p>
+    <w:p>
+      <w:pPr>
+        <w:pStyle w:val="ListParagraph"/>
+        <w:numPr>
+          <w:ilvl w:val="0"/>
+          <w:numId w:val="12"/>
+        </w:numPr>
+      </w:pPr>
+      <w:r>
+        <w:t>The screen shot below shows the ImageJ MVR plugin application for viewing the dat</w:t>
+      </w:r>
+      <w:r>
+        <w:t xml:space="preserve">a while changing the bounding box for cropping. </w:t>
+      </w:r>
+      <w:r>
+        <w:t>Explore this tool and the online help to understand it better.</w:t>
+      </w:r>
+    </w:p>
+    <w:p>
+      <w:pPr>
+        <w:jc w:val="center"/>
+      </w:pPr>
       <w:r>
         <w:rPr>
           <w:noProof/>
         </w:rPr>
         <w:drawing>
-          <wp:inline distT="0" distB="0" distL="0" distR="0" wp14:anchorId="0AF4E6CD" wp14:editId="06B4EE9E">
-            <wp:extent cx="5724525" cy="1628775"/>
-            <wp:effectExtent l="0" t="0" r="9525" b="9525"/>
-            <wp:docPr id="17" name="Picture 17"/>
+          <wp:inline distT="0" distB="0" distL="0" distR="0" wp14:anchorId="56B6AD24" wp14:editId="068B47DF">
+            <wp:extent cx="4554712" cy="6509982"/>
+            <wp:effectExtent l="0" t="0" r="0" b="5715"/>
+            <wp:docPr id="15" name="Picture 15"/>
             <wp:cNvGraphicFramePr>
               <a:graphicFrameLocks xmlns:a="http://schemas.openxmlformats.org/drawingml/2006/main" noChangeAspect="1"/>
             </wp:cNvGraphicFramePr>
@@ -3208,7 +4094,7 @@
               <a:graphicData uri="http://schemas.openxmlformats.org/drawingml/2006/picture">
                 <pic:pic xmlns:pic="http://schemas.openxmlformats.org/drawingml/2006/picture">
                   <pic:nvPicPr>
-                    <pic:cNvPr id="0" name="Picture 17"/>
+                    <pic:cNvPr id="0" name="Picture 15"/>
                     <pic:cNvPicPr>
                       <a:picLocks noChangeAspect="1" noChangeArrowheads="1"/>
                     </pic:cNvPicPr>
@@ -3229,7 +4115,7 @@
                   <pic:spPr bwMode="auto">
                     <a:xfrm>
                       <a:off x="0" y="0"/>
-                      <a:ext cx="5724525" cy="1628775"/>
+                      <a:ext cx="4576467" cy="6541077"/>
                     </a:xfrm>
                     <a:prstGeom prst="rect">
                       <a:avLst/>
@@ -3246,17 +4132,64 @@
         </w:drawing>
       </w:r>
     </w:p>
-    <w:p/>
-    <w:p>
+    <w:p>
+      <w:pPr>
+        <w:pStyle w:val="Heading1"/>
+      </w:pPr>
+      <w:bookmarkStart w:id="10" w:name="_Toc137062652"/>
+      <w:r>
+        <w:lastRenderedPageBreak/>
+        <w:t xml:space="preserve">Step 10 - </w:t>
+      </w:r>
+      <w:r>
+        <w:t xml:space="preserve">Extract processed single view or fused datasets </w:t>
+      </w:r>
+      <w:r>
+        <w:t>for generic downstream processing of 3D datasets</w:t>
+      </w:r>
+      <w:bookmarkEnd w:id="10"/>
+    </w:p>
+    <w:p>
+      <w:pPr>
+        <w:pStyle w:val="ListParagraph"/>
+        <w:numPr>
+          <w:ilvl w:val="0"/>
+          <w:numId w:val="16"/>
+        </w:numPr>
+      </w:pPr>
+      <w:r>
+        <w:t xml:space="preserve">Click on the ‘get </w:t>
+      </w:r>
+      <w:proofErr w:type="spellStart"/>
+      <w:r>
+        <w:t>deskewed</w:t>
+      </w:r>
+      <w:proofErr w:type="spellEnd"/>
+      <w:r>
+        <w:t xml:space="preserve"> </w:t>
+      </w:r>
+      <w:proofErr w:type="spellStart"/>
+      <w:r>
+        <w:t>dopm</w:t>
+      </w:r>
+      <w:proofErr w:type="spellEnd"/>
+      <w:r>
+        <w:t xml:space="preserve"> volumes’ option</w:t>
+      </w:r>
+    </w:p>
+    <w:p>
+      <w:pPr>
+        <w:jc w:val="center"/>
+      </w:pPr>
       <w:r>
         <w:rPr>
           <w:noProof/>
         </w:rPr>
         <w:drawing>
-          <wp:inline distT="0" distB="0" distL="0" distR="0" wp14:anchorId="2FCF281F" wp14:editId="4E3B1DCF">
-            <wp:extent cx="5724525" cy="2647950"/>
-            <wp:effectExtent l="0" t="0" r="9525" b="0"/>
-            <wp:docPr id="18" name="Picture 18"/>
+          <wp:inline distT="0" distB="0" distL="0" distR="0" wp14:anchorId="0AF4E6CD" wp14:editId="11AE840D">
+            <wp:extent cx="4367284" cy="1242605"/>
+            <wp:effectExtent l="0" t="0" r="0" b="0"/>
+            <wp:docPr id="17" name="Picture 17"/>
             <wp:cNvGraphicFramePr>
               <a:graphicFrameLocks xmlns:a="http://schemas.openxmlformats.org/drawingml/2006/main" noChangeAspect="1"/>
             </wp:cNvGraphicFramePr>
@@ -3264,7 +4197,7 @@
               <a:graphicData uri="http://schemas.openxmlformats.org/drawingml/2006/picture">
                 <pic:pic xmlns:pic="http://schemas.openxmlformats.org/drawingml/2006/picture">
                   <pic:nvPicPr>
-                    <pic:cNvPr id="0" name="Picture 18"/>
+                    <pic:cNvPr id="0" name="Picture 17"/>
                     <pic:cNvPicPr>
                       <a:picLocks noChangeAspect="1" noChangeArrowheads="1"/>
                     </pic:cNvPicPr>
@@ -3285,7 +4218,7 @@
                   <pic:spPr bwMode="auto">
                     <a:xfrm>
                       <a:off x="0" y="0"/>
-                      <a:ext cx="5724525" cy="2647950"/>
+                      <a:ext cx="4375723" cy="1245006"/>
                     </a:xfrm>
                     <a:prstGeom prst="rect">
                       <a:avLst/>
@@ -3302,17 +4235,51 @@
         </w:drawing>
       </w:r>
     </w:p>
-    <w:p/>
-    <w:p>
+    <w:p>
+      <w:pPr>
+        <w:pStyle w:val="ListParagraph"/>
+        <w:numPr>
+          <w:ilvl w:val="0"/>
+          <w:numId w:val="16"/>
+        </w:numPr>
+      </w:pPr>
+      <w:r>
+        <w:t xml:space="preserve">The ‘how do you want to extract the tiff stacks’ question gives you the choice of exporting single view or fused data that has had all of the </w:t>
+      </w:r>
+      <w:proofErr w:type="spellStart"/>
+      <w:r>
+        <w:t>deskewing</w:t>
+      </w:r>
+      <w:proofErr w:type="spellEnd"/>
+      <w:r>
+        <w:t xml:space="preserve"> and other affine transformation steps applied as covered in Steps 1-4</w:t>
+      </w:r>
+    </w:p>
+    <w:p>
+      <w:pPr>
+        <w:pStyle w:val="ListParagraph"/>
+        <w:numPr>
+          <w:ilvl w:val="0"/>
+          <w:numId w:val="16"/>
+        </w:numPr>
+      </w:pPr>
+      <w:r>
+        <w:t>Below is the fused option selected</w:t>
+      </w:r>
+    </w:p>
+    <w:p>
+      <w:pPr>
+        <w:jc w:val="center"/>
+      </w:pPr>
       <w:r>
         <w:rPr>
           <w:noProof/>
         </w:rPr>
         <w:drawing>
-          <wp:inline distT="0" distB="0" distL="0" distR="0" wp14:anchorId="7C33026D" wp14:editId="68BC17E1">
-            <wp:extent cx="5734050" cy="2724150"/>
-            <wp:effectExtent l="0" t="0" r="0" b="0"/>
-            <wp:docPr id="19" name="Picture 19"/>
+          <wp:inline distT="0" distB="0" distL="0" distR="0" wp14:anchorId="2FCF281F" wp14:editId="5D8B170A">
+            <wp:extent cx="3895725" cy="1802016"/>
+            <wp:effectExtent l="0" t="0" r="0" b="8255"/>
+            <wp:docPr id="18" name="Picture 18"/>
             <wp:cNvGraphicFramePr>
               <a:graphicFrameLocks xmlns:a="http://schemas.openxmlformats.org/drawingml/2006/main" noChangeAspect="1"/>
             </wp:cNvGraphicFramePr>
@@ -3320,7 +4287,7 @@
               <a:graphicData uri="http://schemas.openxmlformats.org/drawingml/2006/picture">
                 <pic:pic xmlns:pic="http://schemas.openxmlformats.org/drawingml/2006/picture">
                   <pic:nvPicPr>
-                    <pic:cNvPr id="0" name="Picture 19"/>
+                    <pic:cNvPr id="0" name="Picture 18"/>
                     <pic:cNvPicPr>
                       <a:picLocks noChangeAspect="1" noChangeArrowheads="1"/>
                     </pic:cNvPicPr>
@@ -3341,7 +4308,7 @@
                   <pic:spPr bwMode="auto">
                     <a:xfrm>
                       <a:off x="0" y="0"/>
-                      <a:ext cx="5734050" cy="2724150"/>
+                      <a:ext cx="3908856" cy="1808090"/>
                     </a:xfrm>
                     <a:prstGeom prst="rect">
                       <a:avLst/>
@@ -3358,17 +4325,31 @@
         </w:drawing>
       </w:r>
     </w:p>
-    <w:p/>
-    <w:p>
+    <w:p>
+      <w:pPr>
+        <w:pStyle w:val="ListParagraph"/>
+        <w:numPr>
+          <w:ilvl w:val="0"/>
+          <w:numId w:val="17"/>
+        </w:numPr>
+      </w:pPr>
+      <w:r>
+        <w:t>Below is the single view option selected, you will see another prompt if chosen asking to specify which single view – dOPM view 1 or 2</w:t>
+      </w:r>
+    </w:p>
+    <w:p>
+      <w:pPr>
+        <w:jc w:val="center"/>
+      </w:pPr>
       <w:r>
         <w:rPr>
           <w:noProof/>
         </w:rPr>
         <w:drawing>
-          <wp:inline distT="0" distB="0" distL="0" distR="0" wp14:anchorId="188F52AC" wp14:editId="3B1E9378">
-            <wp:extent cx="3944203" cy="4311106"/>
-            <wp:effectExtent l="0" t="0" r="0" b="0"/>
-            <wp:docPr id="20" name="Picture 20"/>
+          <wp:inline distT="0" distB="0" distL="0" distR="0" wp14:anchorId="7C33026D" wp14:editId="7D1430C9">
+            <wp:extent cx="3800475" cy="1805541"/>
+            <wp:effectExtent l="0" t="0" r="0" b="4445"/>
+            <wp:docPr id="19" name="Picture 19"/>
             <wp:cNvGraphicFramePr>
               <a:graphicFrameLocks xmlns:a="http://schemas.openxmlformats.org/drawingml/2006/main" noChangeAspect="1"/>
             </wp:cNvGraphicFramePr>
@@ -3376,7 +4357,7 @@
               <a:graphicData uri="http://schemas.openxmlformats.org/drawingml/2006/picture">
                 <pic:pic xmlns:pic="http://schemas.openxmlformats.org/drawingml/2006/picture">
                   <pic:nvPicPr>
-                    <pic:cNvPr id="0" name="Picture 20"/>
+                    <pic:cNvPr id="0" name="Picture 19"/>
                     <pic:cNvPicPr>
                       <a:picLocks noChangeAspect="1" noChangeArrowheads="1"/>
                     </pic:cNvPicPr>
@@ -3397,7 +4378,7 @@
                   <pic:spPr bwMode="auto">
                     <a:xfrm>
                       <a:off x="0" y="0"/>
-                      <a:ext cx="3946268" cy="4313363"/>
+                      <a:ext cx="3819575" cy="1814615"/>
                     </a:xfrm>
                     <a:prstGeom prst="rect">
                       <a:avLst/>
@@ -3414,17 +4395,106 @@
         </w:drawing>
       </w:r>
     </w:p>
+    <w:p>
+      <w:pPr>
+        <w:pStyle w:val="ListParagraph"/>
+        <w:numPr>
+          <w:ilvl w:val="0"/>
+          <w:numId w:val="16"/>
+        </w:numPr>
+      </w:pPr>
+      <w:r>
+        <w:t xml:space="preserve">If you have defined a bounding box as outlined in Step 9 </w:t>
+      </w:r>
+      <w:r>
+        <w:t>above,</w:t>
+      </w:r>
+      <w:r>
+        <w:t xml:space="preserve"> you can apply it in this exporting step to reduce the data to just the volume cropped by this box – click ‘yes’ or ‘no’ in the ‘do you want to apply a bounding box option’. This will be ignored if a bounding box was not defined prior to Step 10.</w:t>
+      </w:r>
+    </w:p>
     <w:p/>
-    <w:p>
+    <w:p/>
+    <w:p>
+      <w:pPr>
+        <w:pStyle w:val="ListParagraph"/>
+        <w:numPr>
+          <w:ilvl w:val="0"/>
+          <w:numId w:val="16"/>
+        </w:numPr>
+      </w:pPr>
+      <w:r>
+        <w:lastRenderedPageBreak/>
+        <w:t>Regardless of single or fused volumes you will see a prompt requiring a path to the dataset xml and a save path</w:t>
+      </w:r>
+    </w:p>
+    <w:p>
+      <w:pPr>
+        <w:pStyle w:val="ListParagraph"/>
+        <w:numPr>
+          <w:ilvl w:val="0"/>
+          <w:numId w:val="16"/>
+        </w:numPr>
+      </w:pPr>
+      <w:r>
+        <w:t>Note you must create the save path manually before or during this step for this to work – it will not automatically create a new folder with the chosen name</w:t>
+      </w:r>
+    </w:p>
+    <w:p>
+      <w:pPr>
+        <w:pStyle w:val="ListParagraph"/>
+        <w:numPr>
+          <w:ilvl w:val="0"/>
+          <w:numId w:val="16"/>
+        </w:numPr>
+      </w:pPr>
+      <w:r>
+        <w:t>Note the binning factor refers to the size of the exported tiff stack voxels</w:t>
+      </w:r>
+      <w:r>
+        <w:t xml:space="preserve"> and </w:t>
+      </w:r>
+      <w:r>
+        <w:t xml:space="preserve">the data is isotropic in sampling in </w:t>
+      </w:r>
+      <w:proofErr w:type="spellStart"/>
+      <w:proofErr w:type="gramStart"/>
+      <w:r>
+        <w:t>x,y</w:t>
+      </w:r>
+      <w:proofErr w:type="gramEnd"/>
+      <w:r>
+        <w:t>,z</w:t>
+      </w:r>
+      <w:proofErr w:type="spellEnd"/>
+      <w:r>
+        <w:t xml:space="preserve"> dimensions of the produced z-stack</w:t>
+      </w:r>
+      <w:r>
+        <w:t xml:space="preserve"> and is a function of the raw image </w:t>
+      </w:r>
+      <w:proofErr w:type="spellStart"/>
+      <w:r>
+        <w:t>datas</w:t>
+      </w:r>
+      <w:proofErr w:type="spellEnd"/>
+      <w:r>
+        <w:t xml:space="preserve"> pixel size and z-plane spacing. For example, a binning factor of 1 would generate a tiff stack with the highest spatial resolution and a factor of 2 would be half this resolution. Explore the MVR application and read online wiki for further understanding of exporting MVR data in general.</w:t>
+      </w:r>
+    </w:p>
+    <w:p>
+      <w:pPr>
+        <w:jc w:val="center"/>
+      </w:pPr>
       <w:r>
         <w:rPr>
           <w:noProof/>
         </w:rPr>
         <w:drawing>
-          <wp:inline distT="0" distB="0" distL="0" distR="0" wp14:anchorId="0594D6D1" wp14:editId="70E7F27E">
-            <wp:extent cx="4817660" cy="2248775"/>
-            <wp:effectExtent l="0" t="0" r="2540" b="0"/>
-            <wp:docPr id="21" name="Picture 21"/>
+          <wp:inline distT="0" distB="0" distL="0" distR="0" wp14:anchorId="188F52AC" wp14:editId="5BC19EA6">
+            <wp:extent cx="3172027" cy="3467100"/>
+            <wp:effectExtent l="0" t="0" r="9525" b="0"/>
+            <wp:docPr id="20" name="Picture 20"/>
             <wp:cNvGraphicFramePr>
               <a:graphicFrameLocks xmlns:a="http://schemas.openxmlformats.org/drawingml/2006/main" noChangeAspect="1"/>
             </wp:cNvGraphicFramePr>
@@ -3432,7 +4502,7 @@
               <a:graphicData uri="http://schemas.openxmlformats.org/drawingml/2006/picture">
                 <pic:pic xmlns:pic="http://schemas.openxmlformats.org/drawingml/2006/picture">
                   <pic:nvPicPr>
-                    <pic:cNvPr id="0" name="Picture 21"/>
+                    <pic:cNvPr id="0" name="Picture 20"/>
                     <pic:cNvPicPr>
                       <a:picLocks noChangeAspect="1" noChangeArrowheads="1"/>
                     </pic:cNvPicPr>
@@ -3453,7 +4523,7 @@
                   <pic:spPr bwMode="auto">
                     <a:xfrm>
                       <a:off x="0" y="0"/>
-                      <a:ext cx="4819613" cy="2249687"/>
+                      <a:ext cx="3179724" cy="3475514"/>
                     </a:xfrm>
                     <a:prstGeom prst="rect">
                       <a:avLst/>
@@ -3470,18 +4540,31 @@
         </w:drawing>
       </w:r>
     </w:p>
-    <w:p/>
-    <w:p>
+    <w:p>
+      <w:pPr>
+        <w:pStyle w:val="ListParagraph"/>
+        <w:numPr>
+          <w:ilvl w:val="0"/>
+          <w:numId w:val="18"/>
+        </w:numPr>
+      </w:pPr>
+      <w:r>
+        <w:t>Finally, the option to process a subset of tiles is given to allow the user to only process a fraction of the dataset which could be handy if the dataset is large and only a subset is needed saving compute time and memory.</w:t>
+      </w:r>
+    </w:p>
+    <w:p>
+      <w:pPr>
+        <w:jc w:val="center"/>
+      </w:pPr>
       <w:r>
         <w:rPr>
           <w:noProof/>
         </w:rPr>
-        <w:lastRenderedPageBreak/>
         <w:drawing>
-          <wp:inline distT="0" distB="0" distL="0" distR="0" wp14:anchorId="654DFABA" wp14:editId="047AAAFD">
-            <wp:extent cx="4626591" cy="2501900"/>
-            <wp:effectExtent l="0" t="0" r="3175" b="0"/>
-            <wp:docPr id="22" name="Picture 22"/>
+          <wp:inline distT="0" distB="0" distL="0" distR="0" wp14:anchorId="0594D6D1" wp14:editId="41C41A72">
+            <wp:extent cx="4476750" cy="2089647"/>
+            <wp:effectExtent l="0" t="0" r="0" b="6350"/>
+            <wp:docPr id="21" name="Picture 21"/>
             <wp:cNvGraphicFramePr>
               <a:graphicFrameLocks xmlns:a="http://schemas.openxmlformats.org/drawingml/2006/main" noChangeAspect="1"/>
             </wp:cNvGraphicFramePr>
@@ -3489,7 +4572,7 @@
               <a:graphicData uri="http://schemas.openxmlformats.org/drawingml/2006/picture">
                 <pic:pic xmlns:pic="http://schemas.openxmlformats.org/drawingml/2006/picture">
                   <pic:nvPicPr>
-                    <pic:cNvPr id="0" name="Picture 22"/>
+                    <pic:cNvPr id="0" name="Picture 21"/>
                     <pic:cNvPicPr>
                       <a:picLocks noChangeAspect="1" noChangeArrowheads="1"/>
                     </pic:cNvPicPr>
@@ -3510,7 +4593,7 @@
                   <pic:spPr bwMode="auto">
                     <a:xfrm>
                       <a:off x="0" y="0"/>
-                      <a:ext cx="4629159" cy="2503289"/>
+                      <a:ext cx="4486536" cy="2094215"/>
                     </a:xfrm>
                     <a:prstGeom prst="rect">
                       <a:avLst/>
@@ -3527,9 +4610,111 @@
         </w:drawing>
       </w:r>
     </w:p>
+    <w:p>
+      <w:pPr>
+        <w:jc w:val="center"/>
+      </w:pPr>
+    </w:p>
+    <w:p>
+      <w:pPr>
+        <w:pStyle w:val="ListParagraph"/>
+        <w:numPr>
+          <w:ilvl w:val="0"/>
+          <w:numId w:val="18"/>
+        </w:numPr>
+      </w:pPr>
+      <w:r>
+        <w:lastRenderedPageBreak/>
+        <w:t>Once the exporting begins the log box provides progress and is complete with a ‘DONE’ statement</w:t>
+      </w:r>
+    </w:p>
+    <w:p>
+      <w:pPr>
+        <w:jc w:val="center"/>
+      </w:pPr>
+      <w:r>
+        <w:rPr>
+          <w:noProof/>
+        </w:rPr>
+        <w:drawing>
+          <wp:inline distT="0" distB="0" distL="0" distR="0" wp14:anchorId="654DFABA" wp14:editId="030CAD2E">
+            <wp:extent cx="4685305" cy="2533650"/>
+            <wp:effectExtent l="0" t="0" r="1270" b="0"/>
+            <wp:docPr id="22" name="Picture 22"/>
+            <wp:cNvGraphicFramePr>
+              <a:graphicFrameLocks xmlns:a="http://schemas.openxmlformats.org/drawingml/2006/main" noChangeAspect="1"/>
+            </wp:cNvGraphicFramePr>
+            <a:graphic xmlns:a="http://schemas.openxmlformats.org/drawingml/2006/main">
+              <a:graphicData uri="http://schemas.openxmlformats.org/drawingml/2006/picture">
+                <pic:pic xmlns:pic="http://schemas.openxmlformats.org/drawingml/2006/picture">
+                  <pic:nvPicPr>
+                    <pic:cNvPr id="0" name="Picture 22"/>
+                    <pic:cNvPicPr>
+                      <a:picLocks noChangeAspect="1" noChangeArrowheads="1"/>
+                    </pic:cNvPicPr>
+                  </pic:nvPicPr>
+                  <pic:blipFill>
+                    <a:blip r:embed="rId34">
+                      <a:extLst>
+                        <a:ext uri="{28A0092B-C50C-407E-A947-70E740481C1C}">
+                          <a14:useLocalDpi xmlns:a14="http://schemas.microsoft.com/office/drawing/2010/main" val="0"/>
+                        </a:ext>
+                      </a:extLst>
+                    </a:blip>
+                    <a:srcRect/>
+                    <a:stretch>
+                      <a:fillRect/>
+                    </a:stretch>
+                  </pic:blipFill>
+                  <pic:spPr bwMode="auto">
+                    <a:xfrm>
+                      <a:off x="0" y="0"/>
+                      <a:ext cx="4692472" cy="2537526"/>
+                    </a:xfrm>
+                    <a:prstGeom prst="rect">
+                      <a:avLst/>
+                    </a:prstGeom>
+                    <a:noFill/>
+                    <a:ln>
+                      <a:noFill/>
+                    </a:ln>
+                  </pic:spPr>
+                </pic:pic>
+              </a:graphicData>
+            </a:graphic>
+          </wp:inline>
+        </w:drawing>
+      </w:r>
+    </w:p>
+    <w:p>
+      <w:pPr>
+        <w:pStyle w:val="ListParagraph"/>
+        <w:numPr>
+          <w:ilvl w:val="0"/>
+          <w:numId w:val="18"/>
+        </w:numPr>
+      </w:pPr>
+      <w:r>
+        <w:t>Then you can browse the resulting tiff stacks in the chosen save folder and load them in ImageJ or similar.</w:t>
+      </w:r>
+    </w:p>
+    <w:p>
+      <w:pPr>
+        <w:pStyle w:val="ListParagraph"/>
+        <w:numPr>
+          <w:ilvl w:val="0"/>
+          <w:numId w:val="18"/>
+        </w:numPr>
+      </w:pPr>
+      <w:r>
+        <w:t>At this point you should have a general 3D image analysis problem such as segmentation</w:t>
+      </w:r>
+    </w:p>
     <w:p/>
-    <w:p/>
-    <w:p>
+    <w:p>
+      <w:pPr>
+        <w:jc w:val="center"/>
+      </w:pPr>
       <w:r>
         <w:rPr>
           <w:noProof/>
@@ -3552,7 +4737,7 @@
                     </pic:cNvPicPr>
                   </pic:nvPicPr>
                   <pic:blipFill>
-                    <a:blip r:embed="rId34">
+                    <a:blip r:embed="rId35">
                       <a:extLst>
                         <a:ext uri="{28A0092B-C50C-407E-A947-70E740481C1C}">
                           <a14:useLocalDpi xmlns:a14="http://schemas.microsoft.com/office/drawing/2010/main" val="0"/>
@@ -3823,6 +5008,119 @@
     </w:lvl>
   </w:abstractNum>
   <w:abstractNum w:abstractNumId="2" w15:restartNumberingAfterBreak="0">
+    <w:nsid w:val="0F9D29BA"/>
+    <w:multiLevelType w:val="hybridMultilevel"/>
+    <w:tmpl w:val="95C2C702"/>
+    <w:lvl w:ilvl="0" w:tplc="08090001">
+      <w:start w:val="1"/>
+      <w:numFmt w:val="bullet"/>
+      <w:lvlText w:val=""/>
+      <w:lvlJc w:val="left"/>
+      <w:pPr>
+        <w:ind w:left="720" w:hanging="360"/>
+      </w:pPr>
+      <w:rPr>
+        <w:rFonts w:ascii="Symbol" w:hAnsi="Symbol" w:hint="default"/>
+      </w:rPr>
+    </w:lvl>
+    <w:lvl w:ilvl="1" w:tplc="08090003" w:tentative="1">
+      <w:start w:val="1"/>
+      <w:numFmt w:val="bullet"/>
+      <w:lvlText w:val="o"/>
+      <w:lvlJc w:val="left"/>
+      <w:pPr>
+        <w:ind w:left="1440" w:hanging="360"/>
+      </w:pPr>
+      <w:rPr>
+        <w:rFonts w:ascii="Courier New" w:hAnsi="Courier New" w:cs="Courier New" w:hint="default"/>
+      </w:rPr>
+    </w:lvl>
+    <w:lvl w:ilvl="2" w:tplc="08090005" w:tentative="1">
+      <w:start w:val="1"/>
+      <w:numFmt w:val="bullet"/>
+      <w:lvlText w:val=""/>
+      <w:lvlJc w:val="left"/>
+      <w:pPr>
+        <w:ind w:left="2160" w:hanging="360"/>
+      </w:pPr>
+      <w:rPr>
+        <w:rFonts w:ascii="Wingdings" w:hAnsi="Wingdings" w:hint="default"/>
+      </w:rPr>
+    </w:lvl>
+    <w:lvl w:ilvl="3" w:tplc="08090001" w:tentative="1">
+      <w:start w:val="1"/>
+      <w:numFmt w:val="bullet"/>
+      <w:lvlText w:val=""/>
+      <w:lvlJc w:val="left"/>
+      <w:pPr>
+        <w:ind w:left="2880" w:hanging="360"/>
+      </w:pPr>
+      <w:rPr>
+        <w:rFonts w:ascii="Symbol" w:hAnsi="Symbol" w:hint="default"/>
+      </w:rPr>
+    </w:lvl>
+    <w:lvl w:ilvl="4" w:tplc="08090003" w:tentative="1">
+      <w:start w:val="1"/>
+      <w:numFmt w:val="bullet"/>
+      <w:lvlText w:val="o"/>
+      <w:lvlJc w:val="left"/>
+      <w:pPr>
+        <w:ind w:left="3600" w:hanging="360"/>
+      </w:pPr>
+      <w:rPr>
+        <w:rFonts w:ascii="Courier New" w:hAnsi="Courier New" w:cs="Courier New" w:hint="default"/>
+      </w:rPr>
+    </w:lvl>
+    <w:lvl w:ilvl="5" w:tplc="08090005" w:tentative="1">
+      <w:start w:val="1"/>
+      <w:numFmt w:val="bullet"/>
+      <w:lvlText w:val=""/>
+      <w:lvlJc w:val="left"/>
+      <w:pPr>
+        <w:ind w:left="4320" w:hanging="360"/>
+      </w:pPr>
+      <w:rPr>
+        <w:rFonts w:ascii="Wingdings" w:hAnsi="Wingdings" w:hint="default"/>
+      </w:rPr>
+    </w:lvl>
+    <w:lvl w:ilvl="6" w:tplc="08090001" w:tentative="1">
+      <w:start w:val="1"/>
+      <w:numFmt w:val="bullet"/>
+      <w:lvlText w:val=""/>
+      <w:lvlJc w:val="left"/>
+      <w:pPr>
+        <w:ind w:left="5040" w:hanging="360"/>
+      </w:pPr>
+      <w:rPr>
+        <w:rFonts w:ascii="Symbol" w:hAnsi="Symbol" w:hint="default"/>
+      </w:rPr>
+    </w:lvl>
+    <w:lvl w:ilvl="7" w:tplc="08090003" w:tentative="1">
+      <w:start w:val="1"/>
+      <w:numFmt w:val="bullet"/>
+      <w:lvlText w:val="o"/>
+      <w:lvlJc w:val="left"/>
+      <w:pPr>
+        <w:ind w:left="5760" w:hanging="360"/>
+      </w:pPr>
+      <w:rPr>
+        <w:rFonts w:ascii="Courier New" w:hAnsi="Courier New" w:cs="Courier New" w:hint="default"/>
+      </w:rPr>
+    </w:lvl>
+    <w:lvl w:ilvl="8" w:tplc="08090005" w:tentative="1">
+      <w:start w:val="1"/>
+      <w:numFmt w:val="bullet"/>
+      <w:lvlText w:val=""/>
+      <w:lvlJc w:val="left"/>
+      <w:pPr>
+        <w:ind w:left="6480" w:hanging="360"/>
+      </w:pPr>
+      <w:rPr>
+        <w:rFonts w:ascii="Wingdings" w:hAnsi="Wingdings" w:hint="default"/>
+      </w:rPr>
+    </w:lvl>
+  </w:abstractNum>
+  <w:abstractNum w:abstractNumId="3" w15:restartNumberingAfterBreak="0">
     <w:nsid w:val="1E6F4FB9"/>
     <w:multiLevelType w:val="hybridMultilevel"/>
     <w:tmpl w:val="646E3608"/>
@@ -3935,7 +5233,120 @@
       </w:rPr>
     </w:lvl>
   </w:abstractNum>
-  <w:abstractNum w:abstractNumId="3" w15:restartNumberingAfterBreak="0">
+  <w:abstractNum w:abstractNumId="4" w15:restartNumberingAfterBreak="0">
+    <w:nsid w:val="1F5E7E68"/>
+    <w:multiLevelType w:val="hybridMultilevel"/>
+    <w:tmpl w:val="43B03BD2"/>
+    <w:lvl w:ilvl="0" w:tplc="08090001">
+      <w:start w:val="1"/>
+      <w:numFmt w:val="bullet"/>
+      <w:lvlText w:val=""/>
+      <w:lvlJc w:val="left"/>
+      <w:pPr>
+        <w:ind w:left="720" w:hanging="360"/>
+      </w:pPr>
+      <w:rPr>
+        <w:rFonts w:ascii="Symbol" w:hAnsi="Symbol" w:hint="default"/>
+      </w:rPr>
+    </w:lvl>
+    <w:lvl w:ilvl="1" w:tplc="08090003" w:tentative="1">
+      <w:start w:val="1"/>
+      <w:numFmt w:val="bullet"/>
+      <w:lvlText w:val="o"/>
+      <w:lvlJc w:val="left"/>
+      <w:pPr>
+        <w:ind w:left="1440" w:hanging="360"/>
+      </w:pPr>
+      <w:rPr>
+        <w:rFonts w:ascii="Courier New" w:hAnsi="Courier New" w:cs="Courier New" w:hint="default"/>
+      </w:rPr>
+    </w:lvl>
+    <w:lvl w:ilvl="2" w:tplc="08090005" w:tentative="1">
+      <w:start w:val="1"/>
+      <w:numFmt w:val="bullet"/>
+      <w:lvlText w:val=""/>
+      <w:lvlJc w:val="left"/>
+      <w:pPr>
+        <w:ind w:left="2160" w:hanging="360"/>
+      </w:pPr>
+      <w:rPr>
+        <w:rFonts w:ascii="Wingdings" w:hAnsi="Wingdings" w:hint="default"/>
+      </w:rPr>
+    </w:lvl>
+    <w:lvl w:ilvl="3" w:tplc="08090001" w:tentative="1">
+      <w:start w:val="1"/>
+      <w:numFmt w:val="bullet"/>
+      <w:lvlText w:val=""/>
+      <w:lvlJc w:val="left"/>
+      <w:pPr>
+        <w:ind w:left="2880" w:hanging="360"/>
+      </w:pPr>
+      <w:rPr>
+        <w:rFonts w:ascii="Symbol" w:hAnsi="Symbol" w:hint="default"/>
+      </w:rPr>
+    </w:lvl>
+    <w:lvl w:ilvl="4" w:tplc="08090003" w:tentative="1">
+      <w:start w:val="1"/>
+      <w:numFmt w:val="bullet"/>
+      <w:lvlText w:val="o"/>
+      <w:lvlJc w:val="left"/>
+      <w:pPr>
+        <w:ind w:left="3600" w:hanging="360"/>
+      </w:pPr>
+      <w:rPr>
+        <w:rFonts w:ascii="Courier New" w:hAnsi="Courier New" w:cs="Courier New" w:hint="default"/>
+      </w:rPr>
+    </w:lvl>
+    <w:lvl w:ilvl="5" w:tplc="08090005" w:tentative="1">
+      <w:start w:val="1"/>
+      <w:numFmt w:val="bullet"/>
+      <w:lvlText w:val=""/>
+      <w:lvlJc w:val="left"/>
+      <w:pPr>
+        <w:ind w:left="4320" w:hanging="360"/>
+      </w:pPr>
+      <w:rPr>
+        <w:rFonts w:ascii="Wingdings" w:hAnsi="Wingdings" w:hint="default"/>
+      </w:rPr>
+    </w:lvl>
+    <w:lvl w:ilvl="6" w:tplc="08090001" w:tentative="1">
+      <w:start w:val="1"/>
+      <w:numFmt w:val="bullet"/>
+      <w:lvlText w:val=""/>
+      <w:lvlJc w:val="left"/>
+      <w:pPr>
+        <w:ind w:left="5040" w:hanging="360"/>
+      </w:pPr>
+      <w:rPr>
+        <w:rFonts w:ascii="Symbol" w:hAnsi="Symbol" w:hint="default"/>
+      </w:rPr>
+    </w:lvl>
+    <w:lvl w:ilvl="7" w:tplc="08090003" w:tentative="1">
+      <w:start w:val="1"/>
+      <w:numFmt w:val="bullet"/>
+      <w:lvlText w:val="o"/>
+      <w:lvlJc w:val="left"/>
+      <w:pPr>
+        <w:ind w:left="5760" w:hanging="360"/>
+      </w:pPr>
+      <w:rPr>
+        <w:rFonts w:ascii="Courier New" w:hAnsi="Courier New" w:cs="Courier New" w:hint="default"/>
+      </w:rPr>
+    </w:lvl>
+    <w:lvl w:ilvl="8" w:tplc="08090005" w:tentative="1">
+      <w:start w:val="1"/>
+      <w:numFmt w:val="bullet"/>
+      <w:lvlText w:val=""/>
+      <w:lvlJc w:val="left"/>
+      <w:pPr>
+        <w:ind w:left="6480" w:hanging="360"/>
+      </w:pPr>
+      <w:rPr>
+        <w:rFonts w:ascii="Wingdings" w:hAnsi="Wingdings" w:hint="default"/>
+      </w:rPr>
+    </w:lvl>
+  </w:abstractNum>
+  <w:abstractNum w:abstractNumId="5" w15:restartNumberingAfterBreak="0">
     <w:nsid w:val="21B30284"/>
     <w:multiLevelType w:val="hybridMultilevel"/>
     <w:tmpl w:val="846A4D36"/>
@@ -4048,7 +5459,7 @@
       </w:rPr>
     </w:lvl>
   </w:abstractNum>
-  <w:abstractNum w:abstractNumId="4" w15:restartNumberingAfterBreak="0">
+  <w:abstractNum w:abstractNumId="6" w15:restartNumberingAfterBreak="0">
     <w:nsid w:val="228B63A5"/>
     <w:multiLevelType w:val="hybridMultilevel"/>
     <w:tmpl w:val="0D6C5F42"/>
@@ -4134,7 +5545,7 @@
       </w:pPr>
     </w:lvl>
   </w:abstractNum>
-  <w:abstractNum w:abstractNumId="5" w15:restartNumberingAfterBreak="0">
+  <w:abstractNum w:abstractNumId="7" w15:restartNumberingAfterBreak="0">
     <w:nsid w:val="27F3540A"/>
     <w:multiLevelType w:val="hybridMultilevel"/>
     <w:tmpl w:val="9EB28BD4"/>
@@ -4247,7 +5658,7 @@
       </w:rPr>
     </w:lvl>
   </w:abstractNum>
-  <w:abstractNum w:abstractNumId="6" w15:restartNumberingAfterBreak="0">
+  <w:abstractNum w:abstractNumId="8" w15:restartNumberingAfterBreak="0">
     <w:nsid w:val="28D05C1F"/>
     <w:multiLevelType w:val="hybridMultilevel"/>
     <w:tmpl w:val="A328BD84"/>
@@ -4360,7 +5771,7 @@
       </w:rPr>
     </w:lvl>
   </w:abstractNum>
-  <w:abstractNum w:abstractNumId="7" w15:restartNumberingAfterBreak="0">
+  <w:abstractNum w:abstractNumId="9" w15:restartNumberingAfterBreak="0">
     <w:nsid w:val="2E7337F9"/>
     <w:multiLevelType w:val="hybridMultilevel"/>
     <w:tmpl w:val="FBEADAF2"/>
@@ -4473,7 +5884,7 @@
       </w:rPr>
     </w:lvl>
   </w:abstractNum>
-  <w:abstractNum w:abstractNumId="8" w15:restartNumberingAfterBreak="0">
+  <w:abstractNum w:abstractNumId="10" w15:restartNumberingAfterBreak="0">
     <w:nsid w:val="327A23DB"/>
     <w:multiLevelType w:val="hybridMultilevel"/>
     <w:tmpl w:val="988CE21C"/>
@@ -4559,7 +5970,7 @@
       </w:pPr>
     </w:lvl>
   </w:abstractNum>
-  <w:abstractNum w:abstractNumId="9" w15:restartNumberingAfterBreak="0">
+  <w:abstractNum w:abstractNumId="11" w15:restartNumberingAfterBreak="0">
     <w:nsid w:val="3EBC613F"/>
     <w:multiLevelType w:val="hybridMultilevel"/>
     <w:tmpl w:val="139808BA"/>
@@ -4672,7 +6083,7 @@
       </w:rPr>
     </w:lvl>
   </w:abstractNum>
-  <w:abstractNum w:abstractNumId="10" w15:restartNumberingAfterBreak="0">
+  <w:abstractNum w:abstractNumId="12" w15:restartNumberingAfterBreak="0">
     <w:nsid w:val="42EC1F07"/>
     <w:multiLevelType w:val="hybridMultilevel"/>
     <w:tmpl w:val="92E03B2A"/>
@@ -4785,7 +6196,7 @@
       </w:rPr>
     </w:lvl>
   </w:abstractNum>
-  <w:abstractNum w:abstractNumId="11" w15:restartNumberingAfterBreak="0">
+  <w:abstractNum w:abstractNumId="13" w15:restartNumberingAfterBreak="0">
     <w:nsid w:val="4FC622E1"/>
     <w:multiLevelType w:val="hybridMultilevel"/>
     <w:tmpl w:val="6E88EE26"/>
@@ -4898,7 +6309,7 @@
       </w:rPr>
     </w:lvl>
   </w:abstractNum>
-  <w:abstractNum w:abstractNumId="12" w15:restartNumberingAfterBreak="0">
+  <w:abstractNum w:abstractNumId="14" w15:restartNumberingAfterBreak="0">
     <w:nsid w:val="601143D2"/>
     <w:multiLevelType w:val="hybridMultilevel"/>
     <w:tmpl w:val="BCCE9FEC"/>
@@ -5011,7 +6422,7 @@
       </w:rPr>
     </w:lvl>
   </w:abstractNum>
-  <w:abstractNum w:abstractNumId="13" w15:restartNumberingAfterBreak="0">
+  <w:abstractNum w:abstractNumId="15" w15:restartNumberingAfterBreak="0">
     <w:nsid w:val="64363A80"/>
     <w:multiLevelType w:val="hybridMultilevel"/>
     <w:tmpl w:val="05D8A784"/>
@@ -5124,7 +6535,7 @@
       </w:rPr>
     </w:lvl>
   </w:abstractNum>
-  <w:abstractNum w:abstractNumId="14" w15:restartNumberingAfterBreak="0">
+  <w:abstractNum w:abstractNumId="16" w15:restartNumberingAfterBreak="0">
     <w:nsid w:val="65E67717"/>
     <w:multiLevelType w:val="hybridMultilevel"/>
     <w:tmpl w:val="20DE708E"/>
@@ -5237,50 +6648,172 @@
       </w:rPr>
     </w:lvl>
   </w:abstractNum>
+  <w:abstractNum w:abstractNumId="17" w15:restartNumberingAfterBreak="0">
+    <w:nsid w:val="76A60B48"/>
+    <w:multiLevelType w:val="hybridMultilevel"/>
+    <w:tmpl w:val="A608239E"/>
+    <w:lvl w:ilvl="0" w:tplc="08090001">
+      <w:start w:val="1"/>
+      <w:numFmt w:val="bullet"/>
+      <w:lvlText w:val=""/>
+      <w:lvlJc w:val="left"/>
+      <w:pPr>
+        <w:ind w:left="720" w:hanging="360"/>
+      </w:pPr>
+      <w:rPr>
+        <w:rFonts w:ascii="Symbol" w:hAnsi="Symbol" w:hint="default"/>
+      </w:rPr>
+    </w:lvl>
+    <w:lvl w:ilvl="1" w:tplc="08090003" w:tentative="1">
+      <w:start w:val="1"/>
+      <w:numFmt w:val="bullet"/>
+      <w:lvlText w:val="o"/>
+      <w:lvlJc w:val="left"/>
+      <w:pPr>
+        <w:ind w:left="1440" w:hanging="360"/>
+      </w:pPr>
+      <w:rPr>
+        <w:rFonts w:ascii="Courier New" w:hAnsi="Courier New" w:cs="Courier New" w:hint="default"/>
+      </w:rPr>
+    </w:lvl>
+    <w:lvl w:ilvl="2" w:tplc="08090005" w:tentative="1">
+      <w:start w:val="1"/>
+      <w:numFmt w:val="bullet"/>
+      <w:lvlText w:val=""/>
+      <w:lvlJc w:val="left"/>
+      <w:pPr>
+        <w:ind w:left="2160" w:hanging="360"/>
+      </w:pPr>
+      <w:rPr>
+        <w:rFonts w:ascii="Wingdings" w:hAnsi="Wingdings" w:hint="default"/>
+      </w:rPr>
+    </w:lvl>
+    <w:lvl w:ilvl="3" w:tplc="08090001" w:tentative="1">
+      <w:start w:val="1"/>
+      <w:numFmt w:val="bullet"/>
+      <w:lvlText w:val=""/>
+      <w:lvlJc w:val="left"/>
+      <w:pPr>
+        <w:ind w:left="2880" w:hanging="360"/>
+      </w:pPr>
+      <w:rPr>
+        <w:rFonts w:ascii="Symbol" w:hAnsi="Symbol" w:hint="default"/>
+      </w:rPr>
+    </w:lvl>
+    <w:lvl w:ilvl="4" w:tplc="08090003" w:tentative="1">
+      <w:start w:val="1"/>
+      <w:numFmt w:val="bullet"/>
+      <w:lvlText w:val="o"/>
+      <w:lvlJc w:val="left"/>
+      <w:pPr>
+        <w:ind w:left="3600" w:hanging="360"/>
+      </w:pPr>
+      <w:rPr>
+        <w:rFonts w:ascii="Courier New" w:hAnsi="Courier New" w:cs="Courier New" w:hint="default"/>
+      </w:rPr>
+    </w:lvl>
+    <w:lvl w:ilvl="5" w:tplc="08090005" w:tentative="1">
+      <w:start w:val="1"/>
+      <w:numFmt w:val="bullet"/>
+      <w:lvlText w:val=""/>
+      <w:lvlJc w:val="left"/>
+      <w:pPr>
+        <w:ind w:left="4320" w:hanging="360"/>
+      </w:pPr>
+      <w:rPr>
+        <w:rFonts w:ascii="Wingdings" w:hAnsi="Wingdings" w:hint="default"/>
+      </w:rPr>
+    </w:lvl>
+    <w:lvl w:ilvl="6" w:tplc="08090001" w:tentative="1">
+      <w:start w:val="1"/>
+      <w:numFmt w:val="bullet"/>
+      <w:lvlText w:val=""/>
+      <w:lvlJc w:val="left"/>
+      <w:pPr>
+        <w:ind w:left="5040" w:hanging="360"/>
+      </w:pPr>
+      <w:rPr>
+        <w:rFonts w:ascii="Symbol" w:hAnsi="Symbol" w:hint="default"/>
+      </w:rPr>
+    </w:lvl>
+    <w:lvl w:ilvl="7" w:tplc="08090003" w:tentative="1">
+      <w:start w:val="1"/>
+      <w:numFmt w:val="bullet"/>
+      <w:lvlText w:val="o"/>
+      <w:lvlJc w:val="left"/>
+      <w:pPr>
+        <w:ind w:left="5760" w:hanging="360"/>
+      </w:pPr>
+      <w:rPr>
+        <w:rFonts w:ascii="Courier New" w:hAnsi="Courier New" w:cs="Courier New" w:hint="default"/>
+      </w:rPr>
+    </w:lvl>
+    <w:lvl w:ilvl="8" w:tplc="08090005" w:tentative="1">
+      <w:start w:val="1"/>
+      <w:numFmt w:val="bullet"/>
+      <w:lvlText w:val=""/>
+      <w:lvlJc w:val="left"/>
+      <w:pPr>
+        <w:ind w:left="6480" w:hanging="360"/>
+      </w:pPr>
+      <w:rPr>
+        <w:rFonts w:ascii="Wingdings" w:hAnsi="Wingdings" w:hint="default"/>
+      </w:rPr>
+    </w:lvl>
+  </w:abstractNum>
   <w:num w:numId="1">
+    <w:abstractNumId w:val="5"/>
+  </w:num>
+  <w:num w:numId="2">
     <w:abstractNumId w:val="3"/>
   </w:num>
-  <w:num w:numId="2">
-    <w:abstractNumId w:val="2"/>
-  </w:num>
   <w:num w:numId="3">
-    <w:abstractNumId w:val="4"/>
+    <w:abstractNumId w:val="6"/>
   </w:num>
   <w:num w:numId="4">
-    <w:abstractNumId w:val="8"/>
+    <w:abstractNumId w:val="10"/>
   </w:num>
   <w:num w:numId="5">
-    <w:abstractNumId w:val="14"/>
+    <w:abstractNumId w:val="16"/>
   </w:num>
   <w:num w:numId="6">
-    <w:abstractNumId w:val="10"/>
+    <w:abstractNumId w:val="12"/>
   </w:num>
   <w:num w:numId="7">
-    <w:abstractNumId w:val="9"/>
+    <w:abstractNumId w:val="11"/>
   </w:num>
   <w:num w:numId="8">
     <w:abstractNumId w:val="0"/>
   </w:num>
   <w:num w:numId="9">
-    <w:abstractNumId w:val="12"/>
+    <w:abstractNumId w:val="14"/>
   </w:num>
   <w:num w:numId="10">
-    <w:abstractNumId w:val="5"/>
+    <w:abstractNumId w:val="7"/>
   </w:num>
   <w:num w:numId="11">
-    <w:abstractNumId w:val="6"/>
+    <w:abstractNumId w:val="8"/>
   </w:num>
   <w:num w:numId="12">
-    <w:abstractNumId w:val="11"/>
+    <w:abstractNumId w:val="13"/>
   </w:num>
   <w:num w:numId="13">
-    <w:abstractNumId w:val="7"/>
+    <w:abstractNumId w:val="9"/>
   </w:num>
   <w:num w:numId="14">
     <w:abstractNumId w:val="1"/>
   </w:num>
   <w:num w:numId="15">
-    <w:abstractNumId w:val="13"/>
+    <w:abstractNumId w:val="15"/>
+  </w:num>
+  <w:num w:numId="16">
+    <w:abstractNumId w:val="2"/>
+  </w:num>
+  <w:num w:numId="17">
+    <w:abstractNumId w:val="4"/>
+  </w:num>
+  <w:num w:numId="18">
+    <w:abstractNumId w:val="17"/>
   </w:num>
 </w:numbering>
 </file>
@@ -5826,6 +7359,33 @@
       <w:contextualSpacing/>
     </w:pPr>
   </w:style>
+  <w:style w:type="paragraph" w:styleId="TOCHeading">
+    <w:name w:val="TOC Heading"/>
+    <w:basedOn w:val="Heading1"/>
+    <w:next w:val="Normal"/>
+    <w:uiPriority w:val="39"/>
+    <w:unhideWhenUsed/>
+    <w:qFormat/>
+    <w:rsid w:val="00F404AD"/>
+    <w:pPr>
+      <w:outlineLvl w:val="9"/>
+    </w:pPr>
+    <w:rPr>
+      <w:lang w:val="en-US"/>
+    </w:rPr>
+  </w:style>
+  <w:style w:type="paragraph" w:styleId="TOC1">
+    <w:name w:val="toc 1"/>
+    <w:basedOn w:val="Normal"/>
+    <w:next w:val="Normal"/>
+    <w:autoRedefine/>
+    <w:uiPriority w:val="39"/>
+    <w:unhideWhenUsed/>
+    <w:rsid w:val="00F404AD"/>
+    <w:pPr>
+      <w:spacing w:after="100"/>
+    </w:pPr>
+  </w:style>
 </w:styles>
 </file>
 
@@ -6122,4 +7682,16 @@
     </a:ext>
   </a:extLst>
 </a:theme>
+</file>
+
+<file path=customXml/item1.xml><?xml version="1.0" encoding="utf-8"?>
+<b:Sources xmlns:b="http://schemas.openxmlformats.org/officeDocument/2006/bibliography" xmlns="http://schemas.openxmlformats.org/officeDocument/2006/bibliography" SelectedStyle="\APASixthEditionOfficeOnline.xsl" StyleName="APA" Version="6"/>
+</file>
+
+<file path=customXml/itemProps1.xml><?xml version="1.0" encoding="utf-8"?>
+<ds:datastoreItem xmlns:ds="http://schemas.openxmlformats.org/officeDocument/2006/customXml" ds:itemID="{043D3F75-4465-4995-B80C-73A644D8C44C}">
+  <ds:schemaRefs>
+    <ds:schemaRef ds:uri="http://schemas.openxmlformats.org/officeDocument/2006/bibliography"/>
+  </ds:schemaRefs>
+</ds:datastoreItem>
 </file>